--- a/Методы прогнозной аналитики в задача информационой безопасности/Практика 1/Отчет 1.docx
+++ b/Методы прогнозной аналитики в задача информационой безопасности/Практика 1/Отчет 1.docx
@@ -534,7 +534,7 @@
           <w:color w:val="000000"/>
           <w:szCs w:val="28"/>
         </w:rPr>
-        <w:t>4</w:t>
+        <w:t>5</w:t>
       </w:r>
       <w:r>
         <w:rPr>
@@ -784,10 +784,10 @@
             <v:path o:extrusionok="f" gradientshapeok="t" o:connecttype="rect"/>
             <o:lock v:ext="edit" aspectratio="t"/>
           </v:shapetype>
-          <v:shape id="_x0000_i1028" type="#_x0000_t75" style="width:710.15pt;height:306pt" o:ole="">
+          <v:shape id="_x0000_i1025" type="#_x0000_t75" style="width:710.15pt;height:306pt" o:ole="">
             <v:imagedata r:id="rId11" o:title=""/>
           </v:shape>
-          <o:OLEObject Type="Embed" ProgID="Excel.Sheet.12" ShapeID="_x0000_i1028" DrawAspect="Content" ObjectID="_1851163034" r:id="rId12"/>
+          <o:OLEObject Type="Embed" ProgID="Excel.Sheet.12" ShapeID="_x0000_i1025" DrawAspect="Content" ObjectID="_1853488315" r:id="rId12"/>
         </w:object>
       </w:r>
     </w:p>
@@ -931,29 +931,7 @@
           <w:sz w:val="28"/>
           <w:szCs w:val="28"/>
         </w:rPr>
-        <w:t xml:space="preserve">1. В исследовании [1] прогнозируется развитие координированных </w:t>
-      </w:r>
-      <w:proofErr w:type="spellStart"/>
-      <w:r>
-        <w:rPr>
-          <w:rStyle w:val="aa"/>
-          <w:b w:val="0"/>
-          <w:bCs w:val="0"/>
-          <w:sz w:val="28"/>
-          <w:szCs w:val="28"/>
-        </w:rPr>
-        <w:t>киберкампаний</w:t>
-      </w:r>
-      <w:proofErr w:type="spellEnd"/>
-      <w:r>
-        <w:rPr>
-          <w:rStyle w:val="aa"/>
-          <w:b w:val="0"/>
-          <w:bCs w:val="0"/>
-          <w:sz w:val="28"/>
-          <w:szCs w:val="28"/>
-        </w:rPr>
-        <w:t xml:space="preserve"> по характеристикам графа сетевой активности. Сравниваются ARIMA, FARIMA и LSTM; их MAPE составляет 22,6%, 15,3% и 13,8% соответственно.</w:t>
+        <w:t>1. В исследовании [1] прогнозируется развитие координированных киберкампаний по характеристикам графа сетевой активности. Сравниваются ARIMA, FARIMA и LSTM; их MAPE составляет 22,6%, 15,3% и 13,8% соответственно.</w:t>
       </w:r>
     </w:p>
     <w:p>
@@ -978,95 +956,7 @@
           <w:sz w:val="28"/>
           <w:szCs w:val="28"/>
         </w:rPr>
-        <w:t xml:space="preserve">2. Авторы [2] прогнозируют число атак, зарегистрированных </w:t>
-      </w:r>
-      <w:proofErr w:type="spellStart"/>
-      <w:r>
-        <w:rPr>
-          <w:rStyle w:val="aa"/>
-          <w:b w:val="0"/>
-          <w:bCs w:val="0"/>
-          <w:sz w:val="28"/>
-          <w:szCs w:val="28"/>
-        </w:rPr>
-        <w:t>honeynet</w:t>
-      </w:r>
-      <w:proofErr w:type="spellEnd"/>
-      <w:r>
-        <w:rPr>
-          <w:rStyle w:val="aa"/>
-          <w:b w:val="0"/>
-          <w:bCs w:val="0"/>
-          <w:sz w:val="28"/>
-          <w:szCs w:val="28"/>
-        </w:rPr>
-        <w:t xml:space="preserve">-инфраструктурой. Рассматриваются </w:t>
-      </w:r>
-      <w:proofErr w:type="spellStart"/>
-      <w:r>
-        <w:rPr>
-          <w:rStyle w:val="aa"/>
-          <w:b w:val="0"/>
-          <w:bCs w:val="0"/>
-          <w:sz w:val="28"/>
-          <w:szCs w:val="28"/>
-        </w:rPr>
-        <w:t>Holt</w:t>
-      </w:r>
-      <w:proofErr w:type="spellEnd"/>
-      <w:r>
-        <w:rPr>
-          <w:rStyle w:val="aa"/>
-          <w:b w:val="0"/>
-          <w:bCs w:val="0"/>
-          <w:sz w:val="28"/>
-          <w:szCs w:val="28"/>
-        </w:rPr>
-        <w:t>–</w:t>
-      </w:r>
-      <w:proofErr w:type="spellStart"/>
-      <w:r>
-        <w:rPr>
-          <w:rStyle w:val="aa"/>
-          <w:b w:val="0"/>
-          <w:bCs w:val="0"/>
-          <w:sz w:val="28"/>
-          <w:szCs w:val="28"/>
-        </w:rPr>
-        <w:t>Winters</w:t>
-      </w:r>
-      <w:proofErr w:type="spellEnd"/>
-      <w:r>
-        <w:rPr>
-          <w:rStyle w:val="aa"/>
-          <w:b w:val="0"/>
-          <w:bCs w:val="0"/>
-          <w:sz w:val="28"/>
-          <w:szCs w:val="28"/>
-        </w:rPr>
-        <w:t xml:space="preserve">, SARIMA, ARIMA, GARCH и </w:t>
-      </w:r>
-      <w:proofErr w:type="spellStart"/>
-      <w:r>
-        <w:rPr>
-          <w:rStyle w:val="aa"/>
-          <w:b w:val="0"/>
-          <w:bCs w:val="0"/>
-          <w:sz w:val="28"/>
-          <w:szCs w:val="28"/>
-        </w:rPr>
-        <w:t>bootstrap</w:t>
-      </w:r>
-      <w:proofErr w:type="spellEnd"/>
-      <w:r>
-        <w:rPr>
-          <w:rStyle w:val="aa"/>
-          <w:b w:val="0"/>
-          <w:bCs w:val="0"/>
-          <w:sz w:val="28"/>
-          <w:szCs w:val="28"/>
-        </w:rPr>
-        <w:t>-модели; для общего ряда лучшая ARIMA показывает MAPE 22,0%, а при разбиении по странам — от 20,1% до 27,2%.</w:t>
+        <w:t>2. Авторы [2] прогнозируют число атак, зарегистрированных honeynet-инфраструктурой. Рассматриваются Holt–Winters, SARIMA, ARIMA, GARCH и bootstrap-модели; для общего ряда лучшая ARIMA показывает MAPE 22,0%, а при разбиении по странам — от 20,1% до 27,2%.</w:t>
       </w:r>
     </w:p>
     <w:p>
@@ -1116,29 +1006,7 @@
           <w:sz w:val="28"/>
           <w:szCs w:val="28"/>
         </w:rPr>
-        <w:t xml:space="preserve">4. В исследовании [4] строятся долгосрочные прогнозы динамики различных типов кибератак с помощью байесовской </w:t>
-      </w:r>
-      <w:proofErr w:type="spellStart"/>
-      <w:r>
-        <w:rPr>
-          <w:rStyle w:val="aa"/>
-          <w:b w:val="0"/>
-          <w:bCs w:val="0"/>
-          <w:sz w:val="28"/>
-          <w:szCs w:val="28"/>
-        </w:rPr>
-        <w:t>encoder-decoder</w:t>
-      </w:r>
-      <w:proofErr w:type="spellEnd"/>
-      <w:r>
-        <w:rPr>
-          <w:rStyle w:val="aa"/>
-          <w:b w:val="0"/>
-          <w:bCs w:val="0"/>
-          <w:sz w:val="28"/>
-          <w:szCs w:val="28"/>
-        </w:rPr>
-        <w:t xml:space="preserve"> LSTM; для сравнения используются обычная LSTM и ARIMA. Среднее значение модифицированной метрики M-SMAPE лучшей модели указано как 0,25, а результаты для отдельных типов атак различаются.</w:t>
+        <w:t>4. В исследовании [4] строятся долгосрочные прогнозы динамики различных типов кибератак с помощью байесовской encoder-decoder LSTM; для сравнения используются обычная LSTM и ARIMA. Среднее значение модифицированной метрики M-SMAPE лучшей модели указано как 0,25, а результаты для отдельных типов атак различаются.</w:t>
       </w:r>
     </w:p>
     <w:p>
@@ -1163,95 +1031,7 @@
           <w:sz w:val="28"/>
           <w:szCs w:val="28"/>
         </w:rPr>
-        <w:t xml:space="preserve">5. Авторы [5] прогнозируют энтропию IP-адресов как показатель, связанный с </w:t>
-      </w:r>
-      <w:proofErr w:type="spellStart"/>
-      <w:r>
-        <w:rPr>
-          <w:rStyle w:val="aa"/>
-          <w:b w:val="0"/>
-          <w:bCs w:val="0"/>
-          <w:sz w:val="28"/>
-          <w:szCs w:val="28"/>
-        </w:rPr>
-        <w:t>DDoS</w:t>
-      </w:r>
-      <w:proofErr w:type="spellEnd"/>
-      <w:r>
-        <w:rPr>
-          <w:rStyle w:val="aa"/>
-          <w:b w:val="0"/>
-          <w:bCs w:val="0"/>
-          <w:sz w:val="28"/>
-          <w:szCs w:val="28"/>
-        </w:rPr>
-        <w:t xml:space="preserve">-активностью. Среди ARIMA, CNN, LSTM, LSTM </w:t>
-      </w:r>
-      <w:proofErr w:type="spellStart"/>
-      <w:r>
-        <w:rPr>
-          <w:rStyle w:val="aa"/>
-          <w:b w:val="0"/>
-          <w:bCs w:val="0"/>
-          <w:sz w:val="28"/>
-          <w:szCs w:val="28"/>
-        </w:rPr>
-        <w:t>Encoder</w:t>
-      </w:r>
-      <w:proofErr w:type="spellEnd"/>
-      <w:r>
-        <w:rPr>
-          <w:rStyle w:val="aa"/>
-          <w:b w:val="0"/>
-          <w:bCs w:val="0"/>
-          <w:sz w:val="28"/>
-          <w:szCs w:val="28"/>
-        </w:rPr>
-        <w:t xml:space="preserve">, CNN-LSTM, </w:t>
-      </w:r>
-      <w:proofErr w:type="spellStart"/>
-      <w:r>
-        <w:rPr>
-          <w:rStyle w:val="aa"/>
-          <w:b w:val="0"/>
-          <w:bCs w:val="0"/>
-          <w:sz w:val="28"/>
-          <w:szCs w:val="28"/>
-        </w:rPr>
-        <w:t>Transformer</w:t>
-      </w:r>
-      <w:proofErr w:type="spellEnd"/>
-      <w:r>
-        <w:rPr>
-          <w:rStyle w:val="aa"/>
-          <w:b w:val="0"/>
-          <w:bCs w:val="0"/>
-          <w:sz w:val="28"/>
-          <w:szCs w:val="28"/>
-        </w:rPr>
-        <w:t xml:space="preserve"> и CNN-LSTM-</w:t>
-      </w:r>
-      <w:proofErr w:type="spellStart"/>
-      <w:r>
-        <w:rPr>
-          <w:rStyle w:val="aa"/>
-          <w:b w:val="0"/>
-          <w:bCs w:val="0"/>
-          <w:sz w:val="28"/>
-          <w:szCs w:val="28"/>
-        </w:rPr>
-        <w:t>Transformer</w:t>
-      </w:r>
-      <w:proofErr w:type="spellEnd"/>
-      <w:r>
-        <w:rPr>
-          <w:rStyle w:val="aa"/>
-          <w:b w:val="0"/>
-          <w:bCs w:val="0"/>
-          <w:sz w:val="28"/>
-          <w:szCs w:val="28"/>
-        </w:rPr>
-        <w:t xml:space="preserve"> последняя модель показывает наименьшую MAPE: 4,265% для адресов источника и 23,785% для адресов назначения.6. В работе [6] прогноз нормального сетевого трафика используется для выявления аномалий. Модель ARIMA показывает MAPE 1,9%; другие компоненты гибридной системы оцениваются преимущественно метриками классификации.</w:t>
+        <w:t>5. Авторы [5] прогнозируют энтропию IP-адресов как показатель, связанный с DDoS-активностью. Среди ARIMA, CNN, LSTM, LSTM Encoder, CNN-LSTM, Transformer и CNN-LSTM-Transformer последняя модель показывает наименьшую MAPE: 4,265% для адресов источника и 23,785% для адресов назначения.6. В работе [6] прогноз нормального сетевого трафика используется для выявления аномалий. Модель ARIMA показывает MAPE 1,9%; другие компоненты гибридной системы оцениваются преимущественно метриками классификации.</w:t>
       </w:r>
     </w:p>
     <w:p>
@@ -1276,51 +1056,7 @@
           <w:sz w:val="28"/>
           <w:szCs w:val="28"/>
         </w:rPr>
-        <w:t xml:space="preserve">7. Исследование [7] посвящено прогнозированию числа опубликованных уязвимостей Windows 7, </w:t>
-      </w:r>
-      <w:proofErr w:type="spellStart"/>
-      <w:r>
-        <w:rPr>
-          <w:rStyle w:val="aa"/>
-          <w:b w:val="0"/>
-          <w:bCs w:val="0"/>
-          <w:sz w:val="28"/>
-          <w:szCs w:val="28"/>
-        </w:rPr>
-        <w:t>macOS</w:t>
-      </w:r>
-      <w:proofErr w:type="spellEnd"/>
-      <w:r>
-        <w:rPr>
-          <w:rStyle w:val="aa"/>
-          <w:b w:val="0"/>
-          <w:bCs w:val="0"/>
-          <w:sz w:val="28"/>
-          <w:szCs w:val="28"/>
-        </w:rPr>
-        <w:t xml:space="preserve"> и Linux </w:t>
-      </w:r>
-      <w:proofErr w:type="spellStart"/>
-      <w:r>
-        <w:rPr>
-          <w:rStyle w:val="aa"/>
-          <w:b w:val="0"/>
-          <w:bCs w:val="0"/>
-          <w:sz w:val="28"/>
-          <w:szCs w:val="28"/>
-        </w:rPr>
-        <w:t>Kernel</w:t>
-      </w:r>
-      <w:proofErr w:type="spellEnd"/>
-      <w:r>
-        <w:rPr>
-          <w:rStyle w:val="aa"/>
-          <w:b w:val="0"/>
-          <w:bCs w:val="0"/>
-          <w:sz w:val="28"/>
-          <w:szCs w:val="28"/>
-        </w:rPr>
-        <w:t>. Сравниваются ARIMA, ANN и SVM; лучший результат получен для Windows 7 с помощью SVM — SMAPE 12,45%.</w:t>
+        <w:t>7. Исследование [7] посвящено прогнозированию числа опубликованных уязвимостей Windows 7, macOS и Linux Kernel. Сравниваются ARIMA, ANN и SVM; лучший результат получен для Windows 7 с помощью SVM — SMAPE 12,45%.</w:t>
       </w:r>
     </w:p>
     <w:p>
@@ -1371,9 +1107,8 @@
           <w:sz w:val="28"/>
           <w:szCs w:val="28"/>
         </w:rPr>
-        <w:t xml:space="preserve">9. В исследовании [9] прогнозируется обнаружение </w:t>
-      </w:r>
-      <w:proofErr w:type="spellStart"/>
+        <w:t>9. В исследовании [9] прогнозируется обнаружение киберсобытий аналитиками. Сравниваются байесовская модель пространства состояний, AR(1) и AR(3); рассчитанная из опубликованной авторами точности ошибка SMAPE составляет 13,63%, 19,50% и 19,50% соответственно.</w:t>
+      </w:r>
       <w:r>
         <w:rPr>
           <w:rStyle w:val="aa"/>
@@ -1382,9 +1117,8 @@
           <w:sz w:val="28"/>
           <w:szCs w:val="28"/>
         </w:rPr>
-        <w:t>киберсобытий</w:t>
-      </w:r>
-      <w:proofErr w:type="spellEnd"/>
+        <w:t xml:space="preserve"> </w:t>
+      </w:r>
       <w:r>
         <w:rPr>
           <w:rStyle w:val="aa"/>
@@ -1393,71 +1127,7 @@
           <w:sz w:val="28"/>
           <w:szCs w:val="28"/>
         </w:rPr>
-        <w:t xml:space="preserve"> аналитиками. Сравниваются байесовская модель пространства состояний, </w:t>
-      </w:r>
-      <w:proofErr w:type="gramStart"/>
-      <w:r>
-        <w:rPr>
-          <w:rStyle w:val="aa"/>
-          <w:b w:val="0"/>
-          <w:bCs w:val="0"/>
-          <w:sz w:val="28"/>
-          <w:szCs w:val="28"/>
-        </w:rPr>
-        <w:t>AR(</w:t>
-      </w:r>
-      <w:proofErr w:type="gramEnd"/>
-      <w:r>
-        <w:rPr>
-          <w:rStyle w:val="aa"/>
-          <w:b w:val="0"/>
-          <w:bCs w:val="0"/>
-          <w:sz w:val="28"/>
-          <w:szCs w:val="28"/>
-        </w:rPr>
-        <w:t>1) и AR(3); рассчитанная из опубликованной авторами точности ошибка SMAPE составляет 13,63%, 19,50% и 19,50% соответственно.</w:t>
-      </w:r>
-      <w:r>
-        <w:rPr>
-          <w:rStyle w:val="aa"/>
-          <w:b w:val="0"/>
-          <w:bCs w:val="0"/>
-          <w:sz w:val="28"/>
-          <w:szCs w:val="28"/>
-        </w:rPr>
-        <w:t xml:space="preserve"> </w:t>
-      </w:r>
-      <w:r>
-        <w:rPr>
-          <w:rStyle w:val="aa"/>
-          <w:b w:val="0"/>
-          <w:bCs w:val="0"/>
-          <w:sz w:val="28"/>
-          <w:szCs w:val="28"/>
-        </w:rPr>
-        <w:t xml:space="preserve">10. В работе [10] прогнозируется число утечек данных в финансовом, медицинском и образовательном секторах. Для финансового сектора MAPE моделей ARIMA, </w:t>
-      </w:r>
-      <w:proofErr w:type="spellStart"/>
-      <w:r>
-        <w:rPr>
-          <w:rStyle w:val="aa"/>
-          <w:b w:val="0"/>
-          <w:bCs w:val="0"/>
-          <w:sz w:val="28"/>
-          <w:szCs w:val="28"/>
-        </w:rPr>
-        <w:t>Prophet</w:t>
-      </w:r>
-      <w:proofErr w:type="spellEnd"/>
-      <w:r>
-        <w:rPr>
-          <w:rStyle w:val="aa"/>
-          <w:b w:val="0"/>
-          <w:bCs w:val="0"/>
-          <w:sz w:val="28"/>
-          <w:szCs w:val="28"/>
-        </w:rPr>
-        <w:t xml:space="preserve"> и LSTM равна 18,9%, 16,3% и 8,2%; для медицинского — 21,4%, 19,0% и 9,8%; для образовательного — 9,1%, 11,4% и 10,5%.</w:t>
+        <w:t>10. В работе [10] прогнозируется число утечек данных в финансовом, медицинском и образовательном секторах. Для финансового сектора MAPE моделей ARIMA, Prophet и LSTM равна 18,9%, 16,3% и 8,2%; для медицинского — 21,4%, 19,0% и 9,8%; для образовательного — 9,1%, 11,4% и 10,5%.</w:t>
       </w:r>
     </w:p>
     <w:p>
@@ -1482,29 +1152,7 @@
           <w:sz w:val="28"/>
           <w:szCs w:val="28"/>
         </w:rPr>
-        <w:t xml:space="preserve">11. Авторы [11] прогнозируют число </w:t>
-      </w:r>
-      <w:proofErr w:type="spellStart"/>
-      <w:r>
-        <w:rPr>
-          <w:rStyle w:val="aa"/>
-          <w:b w:val="0"/>
-          <w:bCs w:val="0"/>
-          <w:sz w:val="28"/>
-          <w:szCs w:val="28"/>
-        </w:rPr>
-        <w:t>ransomware</w:t>
-      </w:r>
-      <w:proofErr w:type="spellEnd"/>
-      <w:r>
-        <w:rPr>
-          <w:rStyle w:val="aa"/>
-          <w:b w:val="0"/>
-          <w:bCs w:val="0"/>
-          <w:sz w:val="28"/>
-          <w:szCs w:val="28"/>
-        </w:rPr>
-        <w:t>-инцидентов в Канаде с помощью ETS, STL-ARIMA и STL-ETS. SMAPE выбранных моделей составляет 26,62% для общего ряда и от 33,29% до 82,69% для отдельных отраслей.</w:t>
+        <w:t>11. Авторы [11] прогнозируют число ransomware-инцидентов в Канаде с помощью ETS, STL-ARIMA и STL-ETS. SMAPE выбранных моделей составляет 26,62% для общего ряда и от 33,29% до 82,69% для отдельных отраслей.</w:t>
       </w:r>
     </w:p>
     <w:p>
@@ -1529,29 +1177,7 @@
           <w:sz w:val="28"/>
           <w:szCs w:val="28"/>
         </w:rPr>
-        <w:t xml:space="preserve">12. В работе [12] прогнозируются характеристики трафика для последующего обнаружения </w:t>
-      </w:r>
-      <w:proofErr w:type="spellStart"/>
-      <w:r>
-        <w:rPr>
-          <w:rStyle w:val="aa"/>
-          <w:b w:val="0"/>
-          <w:bCs w:val="0"/>
-          <w:sz w:val="28"/>
-          <w:szCs w:val="28"/>
-        </w:rPr>
-        <w:t>DDoS</w:t>
-      </w:r>
-      <w:proofErr w:type="spellEnd"/>
-      <w:r>
-        <w:rPr>
-          <w:rStyle w:val="aa"/>
-          <w:b w:val="0"/>
-          <w:bCs w:val="0"/>
-          <w:sz w:val="28"/>
-          <w:szCs w:val="28"/>
-        </w:rPr>
-        <w:t>. MAPE составляет 13,97% для объёма байтов, 18,04% для числа пакетов, 9,41% для энтропии адресов источника и 10,20% для энтропии адресов назначения.</w:t>
+        <w:t>12. В работе [12] прогнозируются характеристики трафика для последующего обнаружения DDoS. MAPE составляет 13,97% для объёма байтов, 18,04% для числа пакетов, 9,41% для энтропии адресов источника и 10,20% для энтропии адресов назначения.</w:t>
       </w:r>
     </w:p>
     <w:p>
@@ -1576,51 +1202,7 @@
           <w:sz w:val="28"/>
           <w:szCs w:val="28"/>
         </w:rPr>
-        <w:t xml:space="preserve">13. Исследование [13] посвящено прогнозированию интенсивности атак на </w:t>
-      </w:r>
-      <w:proofErr w:type="spellStart"/>
-      <w:r>
-        <w:rPr>
-          <w:rStyle w:val="aa"/>
-          <w:b w:val="0"/>
-          <w:bCs w:val="0"/>
-          <w:sz w:val="28"/>
-          <w:szCs w:val="28"/>
-        </w:rPr>
-        <w:t>honeypot</w:t>
-      </w:r>
-      <w:proofErr w:type="spellEnd"/>
-      <w:r>
-        <w:rPr>
-          <w:rStyle w:val="aa"/>
-          <w:b w:val="0"/>
-          <w:bCs w:val="0"/>
-          <w:sz w:val="28"/>
-          <w:szCs w:val="28"/>
-        </w:rPr>
-        <w:t xml:space="preserve">-системы с помощью BRNN-LSTM и сравнению с ARIMA. MAPE глубокой модели на разных наборах данных составляет от 1,39% до 26,56%; для сложного ряда </w:t>
-      </w:r>
-      <w:proofErr w:type="spellStart"/>
-      <w:r>
-        <w:rPr>
-          <w:rStyle w:val="aa"/>
-          <w:b w:val="0"/>
-          <w:bCs w:val="0"/>
-          <w:sz w:val="28"/>
-          <w:szCs w:val="28"/>
-        </w:rPr>
-        <w:t>rolling</w:t>
-      </w:r>
-      <w:proofErr w:type="spellEnd"/>
-      <w:r>
-        <w:rPr>
-          <w:rStyle w:val="aa"/>
-          <w:b w:val="0"/>
-          <w:bCs w:val="0"/>
-          <w:sz w:val="28"/>
-          <w:szCs w:val="28"/>
-        </w:rPr>
-        <w:t>-обновление снижает её до 13,39%.</w:t>
+        <w:t>13. Исследование [13] посвящено прогнозированию интенсивности атак на honeypot-системы с помощью BRNN-LSTM и сравнению с ARIMA. MAPE глубокой модели на разных наборах данных составляет от 1,39% до 26,56%; для сложного ряда rolling-обновление снижает её до 13,39%.</w:t>
       </w:r>
     </w:p>
     <w:p>
@@ -1645,51 +1227,7 @@
           <w:sz w:val="28"/>
           <w:szCs w:val="28"/>
         </w:rPr>
-        <w:t xml:space="preserve">14. В работе [14] прогнозируется часовая интенсивность кибератак при наличии экстремальных всплесков. Для </w:t>
-      </w:r>
-      <w:proofErr w:type="spellStart"/>
-      <w:r>
-        <w:rPr>
-          <w:rStyle w:val="aa"/>
-          <w:b w:val="0"/>
-          <w:bCs w:val="0"/>
-          <w:sz w:val="28"/>
-          <w:szCs w:val="28"/>
-        </w:rPr>
-        <w:t>gray</w:t>
-      </w:r>
-      <w:proofErr w:type="spellEnd"/>
-      <w:r>
-        <w:rPr>
-          <w:rStyle w:val="aa"/>
-          <w:b w:val="0"/>
-          <w:bCs w:val="0"/>
-          <w:sz w:val="28"/>
-          <w:szCs w:val="28"/>
-        </w:rPr>
-        <w:t>-</w:t>
-      </w:r>
-      <w:proofErr w:type="spellStart"/>
-      <w:r>
-        <w:rPr>
-          <w:rStyle w:val="aa"/>
-          <w:b w:val="0"/>
-          <w:bCs w:val="0"/>
-          <w:sz w:val="28"/>
-          <w:szCs w:val="28"/>
-        </w:rPr>
-        <w:t>box</w:t>
-      </w:r>
-      <w:proofErr w:type="spellEnd"/>
-      <w:r>
-        <w:rPr>
-          <w:rStyle w:val="aa"/>
-          <w:b w:val="0"/>
-          <w:bCs w:val="0"/>
-          <w:sz w:val="28"/>
-          <w:szCs w:val="28"/>
-        </w:rPr>
-        <w:t>-моделей ошибки на трёх наборах составляют 17,9%, 21,7% и 29,8%, а после учёта экстремальных значений — около 12,1–14,0%.</w:t>
+        <w:t>14. В работе [14] прогнозируется часовая интенсивность кибератак при наличии экстремальных всплесков. Для gray-box-моделей ошибки на трёх наборах составляют 17,9%, 21,7% и 29,8%, а после учёта экстремальных значений — около 12,1–14,0%.</w:t>
       </w:r>
     </w:p>
     <w:p>
@@ -1714,29 +1252,7 @@
           <w:sz w:val="28"/>
           <w:szCs w:val="28"/>
         </w:rPr>
-        <w:t xml:space="preserve">15. Авторы [15] прогнозируют объём публикаций CVE в National </w:t>
-      </w:r>
-      <w:proofErr w:type="spellStart"/>
-      <w:r>
-        <w:rPr>
-          <w:rStyle w:val="aa"/>
-          <w:b w:val="0"/>
-          <w:bCs w:val="0"/>
-          <w:sz w:val="28"/>
-          <w:szCs w:val="28"/>
-        </w:rPr>
-        <w:t>Vulnerability</w:t>
-      </w:r>
-      <w:proofErr w:type="spellEnd"/>
-      <w:r>
-        <w:rPr>
-          <w:rStyle w:val="aa"/>
-          <w:b w:val="0"/>
-          <w:bCs w:val="0"/>
-          <w:sz w:val="28"/>
-          <w:szCs w:val="28"/>
-        </w:rPr>
-        <w:t xml:space="preserve"> Database на срок до года. Применяя разные алгоритмы для разных </w:t>
+        <w:t xml:space="preserve">15. Авторы [15] прогнозируют объём публикаций CVE в National Vulnerability Database на срок до года. Применяя разные алгоритмы для разных </w:t>
       </w:r>
       <w:r>
         <w:rPr>
@@ -1772,29 +1288,7 @@
           <w:sz w:val="28"/>
           <w:szCs w:val="28"/>
         </w:rPr>
-        <w:t xml:space="preserve">16. В исследовании [16] прогнозируется числовой показатель CVSS программных уязвимостей по их текстовым описаниям. MAPE составляет 16,14% для LSTM, 17,03% для CNN и 18,91% для </w:t>
-      </w:r>
-      <w:proofErr w:type="spellStart"/>
-      <w:r>
-        <w:rPr>
-          <w:rStyle w:val="aa"/>
-          <w:b w:val="0"/>
-          <w:bCs w:val="0"/>
-          <w:sz w:val="28"/>
-          <w:szCs w:val="28"/>
-        </w:rPr>
-        <w:t>XGBoost</w:t>
-      </w:r>
-      <w:proofErr w:type="spellEnd"/>
-      <w:r>
-        <w:rPr>
-          <w:rStyle w:val="aa"/>
-          <w:b w:val="0"/>
-          <w:bCs w:val="0"/>
-          <w:sz w:val="28"/>
-          <w:szCs w:val="28"/>
-        </w:rPr>
-        <w:t>.</w:t>
+        <w:t>16. В исследовании [16] прогнозируется числовой показатель CVSS программных уязвимостей по их текстовым описаниям. MAPE составляет 16,14% для LSTM, 17,03% для CNN и 18,91% для XGBoost.</w:t>
       </w:r>
     </w:p>
     <w:p>
@@ -1819,51 +1313,7 @@
           <w:sz w:val="28"/>
           <w:szCs w:val="28"/>
         </w:rPr>
-        <w:t xml:space="preserve">17. Работа [17] посвящена прогнозированию активности </w:t>
-      </w:r>
-      <w:proofErr w:type="spellStart"/>
-      <w:r>
-        <w:rPr>
-          <w:rStyle w:val="aa"/>
-          <w:b w:val="0"/>
-          <w:bCs w:val="0"/>
-          <w:sz w:val="28"/>
-          <w:szCs w:val="28"/>
-        </w:rPr>
-        <w:t>botnet</w:t>
-      </w:r>
-      <w:proofErr w:type="spellEnd"/>
-      <w:r>
-        <w:rPr>
-          <w:rStyle w:val="aa"/>
-          <w:b w:val="0"/>
-          <w:bCs w:val="0"/>
-          <w:sz w:val="28"/>
-          <w:szCs w:val="28"/>
-        </w:rPr>
-        <w:t xml:space="preserve">-хостов с помощью глубокой нейронной модели </w:t>
-      </w:r>
-      <w:proofErr w:type="spellStart"/>
-      <w:r>
-        <w:rPr>
-          <w:rStyle w:val="aa"/>
-          <w:b w:val="0"/>
-          <w:bCs w:val="0"/>
-          <w:sz w:val="28"/>
-          <w:szCs w:val="28"/>
-        </w:rPr>
-        <w:t>DBoTPM</w:t>
-      </w:r>
-      <w:proofErr w:type="spellEnd"/>
-      <w:r>
-        <w:rPr>
-          <w:rStyle w:val="aa"/>
-          <w:b w:val="0"/>
-          <w:bCs w:val="0"/>
-          <w:sz w:val="28"/>
-          <w:szCs w:val="28"/>
-        </w:rPr>
-        <w:t>. На десяти IP-адресах получены значения MAPE от 12,30% до 73,98%.</w:t>
+        <w:t>17. Работа [17] посвящена прогнозированию активности botnet-хостов с помощью глубокой нейронной модели DBoTPM. На десяти IP-адресах получены значения MAPE от 12,30% до 73,98%.</w:t>
       </w:r>
     </w:p>
     <w:p>
@@ -1888,95 +1338,7 @@
           <w:sz w:val="28"/>
           <w:szCs w:val="28"/>
         </w:rPr>
-        <w:t xml:space="preserve">18. Авторы [18] прогнозируют число утечек медицинских данных. MAPE составляет 264,79% для SARIMA, 151,28% для Auto-ARIMA, 154,07% для ARIMA, 259,13% для авторегрессии, 229,57% для </w:t>
-      </w:r>
-      <w:proofErr w:type="spellStart"/>
-      <w:r>
-        <w:rPr>
-          <w:rStyle w:val="aa"/>
-          <w:b w:val="0"/>
-          <w:bCs w:val="0"/>
-          <w:sz w:val="28"/>
-          <w:szCs w:val="28"/>
-        </w:rPr>
-        <w:t>Moving</w:t>
-      </w:r>
-      <w:proofErr w:type="spellEnd"/>
-      <w:r>
-        <w:rPr>
-          <w:rStyle w:val="aa"/>
-          <w:b w:val="0"/>
-          <w:bCs w:val="0"/>
-          <w:sz w:val="28"/>
-          <w:szCs w:val="28"/>
-        </w:rPr>
-        <w:t xml:space="preserve"> </w:t>
-      </w:r>
-      <w:proofErr w:type="spellStart"/>
-      <w:r>
-        <w:rPr>
-          <w:rStyle w:val="aa"/>
-          <w:b w:val="0"/>
-          <w:bCs w:val="0"/>
-          <w:sz w:val="28"/>
-          <w:szCs w:val="28"/>
-        </w:rPr>
-        <w:t>Average</w:t>
-      </w:r>
-      <w:proofErr w:type="spellEnd"/>
-      <w:r>
-        <w:rPr>
-          <w:rStyle w:val="aa"/>
-          <w:b w:val="0"/>
-          <w:bCs w:val="0"/>
-          <w:sz w:val="28"/>
-          <w:szCs w:val="28"/>
-        </w:rPr>
-        <w:t xml:space="preserve">, 187,78% для простого экспоненциального сглаживания и 238,78% для </w:t>
-      </w:r>
-      <w:proofErr w:type="spellStart"/>
-      <w:r>
-        <w:rPr>
-          <w:rStyle w:val="aa"/>
-          <w:b w:val="0"/>
-          <w:bCs w:val="0"/>
-          <w:sz w:val="28"/>
-          <w:szCs w:val="28"/>
-        </w:rPr>
-        <w:t>Holt</w:t>
-      </w:r>
-      <w:proofErr w:type="spellEnd"/>
-      <w:r>
-        <w:rPr>
-          <w:rStyle w:val="aa"/>
-          <w:b w:val="0"/>
-          <w:bCs w:val="0"/>
-          <w:sz w:val="28"/>
-          <w:szCs w:val="28"/>
-        </w:rPr>
-        <w:t>–</w:t>
-      </w:r>
-      <w:proofErr w:type="spellStart"/>
-      <w:r>
-        <w:rPr>
-          <w:rStyle w:val="aa"/>
-          <w:b w:val="0"/>
-          <w:bCs w:val="0"/>
-          <w:sz w:val="28"/>
-          <w:szCs w:val="28"/>
-        </w:rPr>
-        <w:t>Winters</w:t>
-      </w:r>
-      <w:proofErr w:type="spellEnd"/>
-      <w:r>
-        <w:rPr>
-          <w:rStyle w:val="aa"/>
-          <w:b w:val="0"/>
-          <w:bCs w:val="0"/>
-          <w:sz w:val="28"/>
-          <w:szCs w:val="28"/>
-        </w:rPr>
-        <w:t>.</w:t>
+        <w:t>18. Авторы [18] прогнозируют число утечек медицинских данных. MAPE составляет 264,79% для SARIMA, 151,28% для Auto-ARIMA, 154,07% для ARIMA, 259,13% для авторегрессии, 229,57% для Moving Average, 187,78% для простого экспоненциального сглаживания и 238,78% для Holt–Winters.</w:t>
       </w:r>
     </w:p>
     <w:p>
@@ -2026,29 +1388,7 @@
           <w:sz w:val="28"/>
           <w:szCs w:val="28"/>
         </w:rPr>
-        <w:t xml:space="preserve">20. Работа [20] посвящена многомерному прогнозированию числа атак на распределённые </w:t>
-      </w:r>
-      <w:proofErr w:type="spellStart"/>
-      <w:r>
-        <w:rPr>
-          <w:rStyle w:val="aa"/>
-          <w:b w:val="0"/>
-          <w:bCs w:val="0"/>
-          <w:sz w:val="28"/>
-          <w:szCs w:val="28"/>
-        </w:rPr>
-        <w:t>honeypot</w:t>
-      </w:r>
-      <w:proofErr w:type="spellEnd"/>
-      <w:r>
-        <w:rPr>
-          <w:rStyle w:val="aa"/>
-          <w:b w:val="0"/>
-          <w:bCs w:val="0"/>
-          <w:sz w:val="28"/>
-          <w:szCs w:val="28"/>
-        </w:rPr>
-        <w:t>-узлы. На реальных суточных рядах MAPE глубокой модели составляет 17,56–67,27%; также сравниваются VAR, GRU и RNN.</w:t>
+        <w:t>20. Работа [20] посвящена многомерному прогнозированию числа атак на распределённые honeypot-узлы. На реальных суточных рядах MAPE глубокой модели составляет 17,56–67,27%; также сравниваются VAR, GRU и RNN.</w:t>
       </w:r>
     </w:p>
     <w:p>
@@ -2098,29 +1438,7 @@
           <w:sz w:val="28"/>
           <w:szCs w:val="28"/>
         </w:rPr>
-        <w:t xml:space="preserve">22. Авторы [22] прогнозируют нагрузку каналов магистральной сети с помощью DCRNN, LSTM и </w:t>
-      </w:r>
-      <w:proofErr w:type="spellStart"/>
-      <w:r>
-        <w:rPr>
-          <w:rStyle w:val="aa"/>
-          <w:b w:val="0"/>
-          <w:bCs w:val="0"/>
-          <w:sz w:val="28"/>
-          <w:szCs w:val="28"/>
-        </w:rPr>
-        <w:t>полносвязной</w:t>
-      </w:r>
-      <w:proofErr w:type="spellEnd"/>
-      <w:r>
-        <w:rPr>
-          <w:rStyle w:val="aa"/>
-          <w:b w:val="0"/>
-          <w:bCs w:val="0"/>
-          <w:sz w:val="28"/>
-          <w:szCs w:val="28"/>
-        </w:rPr>
-        <w:t xml:space="preserve"> сети. MAPE предложенной DCRNN составляет около 43%, тогда как у одной из базовых моделей она достигает примерно 210%.</w:t>
+        <w:t>22. Авторы [22] прогнозируют нагрузку каналов магистральной сети с помощью DCRNN, LSTM и полносвязной сети. MAPE предложенной DCRNN составляет около 43%, тогда как у одной из базовых моделей она достигает примерно 210%.</w:t>
       </w:r>
     </w:p>
     <w:p>
@@ -2146,73 +1464,7 @@
           <w:szCs w:val="28"/>
         </w:rPr>
         <w:lastRenderedPageBreak/>
-        <w:t xml:space="preserve">23. В исследовании [23] сравниваются ARIMA, SARIMA, SARIMAX и </w:t>
-      </w:r>
-      <w:proofErr w:type="spellStart"/>
-      <w:r>
-        <w:rPr>
-          <w:rStyle w:val="aa"/>
-          <w:b w:val="0"/>
-          <w:bCs w:val="0"/>
-          <w:sz w:val="28"/>
-          <w:szCs w:val="28"/>
-        </w:rPr>
-        <w:t>Holt</w:t>
-      </w:r>
-      <w:proofErr w:type="spellEnd"/>
-      <w:r>
-        <w:rPr>
-          <w:rStyle w:val="aa"/>
-          <w:b w:val="0"/>
-          <w:bCs w:val="0"/>
-          <w:sz w:val="28"/>
-          <w:szCs w:val="28"/>
-        </w:rPr>
-        <w:t>–</w:t>
-      </w:r>
-      <w:proofErr w:type="spellStart"/>
-      <w:r>
-        <w:rPr>
-          <w:rStyle w:val="aa"/>
-          <w:b w:val="0"/>
-          <w:bCs w:val="0"/>
-          <w:sz w:val="28"/>
-          <w:szCs w:val="28"/>
-        </w:rPr>
-        <w:t>Winters</w:t>
-      </w:r>
-      <w:proofErr w:type="spellEnd"/>
-      <w:r>
-        <w:rPr>
-          <w:rStyle w:val="aa"/>
-          <w:b w:val="0"/>
-          <w:bCs w:val="0"/>
-          <w:sz w:val="28"/>
-          <w:szCs w:val="28"/>
-        </w:rPr>
-        <w:t xml:space="preserve"> при прогнозировании реального IP-трафика. После </w:t>
-      </w:r>
-      <w:proofErr w:type="spellStart"/>
-      <w:r>
-        <w:rPr>
-          <w:rStyle w:val="aa"/>
-          <w:b w:val="0"/>
-          <w:bCs w:val="0"/>
-          <w:sz w:val="28"/>
-          <w:szCs w:val="28"/>
-        </w:rPr>
-        <w:t>rolling</w:t>
-      </w:r>
-      <w:proofErr w:type="spellEnd"/>
-      <w:r>
-        <w:rPr>
-          <w:rStyle w:val="aa"/>
-          <w:b w:val="0"/>
-          <w:bCs w:val="0"/>
-          <w:sz w:val="28"/>
-          <w:szCs w:val="28"/>
-        </w:rPr>
-        <w:t>-обновления MAPE составляет 7,71%, 7,34%, 6,83% и 7,59% соответственно.</w:t>
+        <w:t>23. В исследовании [23] сравниваются ARIMA, SARIMA, SARIMAX и Holt–Winters при прогнозировании реального IP-трафика. После rolling-обновления MAPE составляет 7,71%, 7,34%, 6,83% и 7,59% соответственно.</w:t>
       </w:r>
     </w:p>
     <w:p>
@@ -2237,29 +1489,7 @@
           <w:sz w:val="28"/>
           <w:szCs w:val="28"/>
         </w:rPr>
-        <w:t xml:space="preserve">24. Работа [24] посвящена многошаговому прогнозу интернет-трафика при ограниченном объёме обучающих данных. На горизонте 12 шагов MAPE составляет 6,74% для LSTMSeq2Seq и 6,77% для варианта с </w:t>
-      </w:r>
-      <w:proofErr w:type="spellStart"/>
-      <w:r>
-        <w:rPr>
-          <w:rStyle w:val="aa"/>
-          <w:b w:val="0"/>
-          <w:bCs w:val="0"/>
-          <w:sz w:val="28"/>
-          <w:szCs w:val="28"/>
-        </w:rPr>
-        <w:t>attention</w:t>
-      </w:r>
-      <w:proofErr w:type="spellEnd"/>
-      <w:r>
-        <w:rPr>
-          <w:rStyle w:val="aa"/>
-          <w:b w:val="0"/>
-          <w:bCs w:val="0"/>
-          <w:sz w:val="28"/>
-          <w:szCs w:val="28"/>
-        </w:rPr>
-        <w:t>.</w:t>
+        <w:t>24. Работа [24] посвящена многошаговому прогнозу интернет-трафика при ограниченном объёме обучающих данных. На горизонте 12 шагов MAPE составляет 6,74% для LSTMSeq2Seq и 6,77% для варианта с attention.</w:t>
       </w:r>
     </w:p>
     <w:p>
@@ -2284,29 +1514,7 @@
           <w:sz w:val="28"/>
           <w:szCs w:val="28"/>
         </w:rPr>
-        <w:t xml:space="preserve">25. В исследовании [25] прогнозируется IP-трафик на горизонтах от 5 до 60 минут. Сравниваются несколько </w:t>
-      </w:r>
-      <w:proofErr w:type="spellStart"/>
-      <w:r>
-        <w:rPr>
-          <w:rStyle w:val="aa"/>
-          <w:b w:val="0"/>
-          <w:bCs w:val="0"/>
-          <w:sz w:val="28"/>
-          <w:szCs w:val="28"/>
-        </w:rPr>
-        <w:t>boosting</w:t>
-      </w:r>
-      <w:proofErr w:type="spellEnd"/>
-      <w:r>
-        <w:rPr>
-          <w:rStyle w:val="aa"/>
-          <w:b w:val="0"/>
-          <w:bCs w:val="0"/>
-          <w:sz w:val="28"/>
-          <w:szCs w:val="28"/>
-        </w:rPr>
-        <w:t>-моделей и SGD; лучшая одношаговая MAPE составляет 5,08%, а с увеличением горизонта ошибка лучших моделей возрастает примерно до 7,11%.</w:t>
+        <w:t>25. В исследовании [25] прогнозируется IP-трафик на горизонтах от 5 до 60 минут. Сравниваются несколько boosting-моделей и SGD; лучшая одношаговая MAPE составляет 5,08%, а с увеличением горизонта ошибка лучших моделей возрастает примерно до 7,11%.</w:t>
       </w:r>
     </w:p>
     <w:p>
@@ -2356,51 +1564,7 @@
           <w:sz w:val="28"/>
           <w:szCs w:val="28"/>
         </w:rPr>
-        <w:t xml:space="preserve">27. В исследовании [27] прогнозируется почасовое количество задач веб-сервиса </w:t>
-      </w:r>
-      <w:proofErr w:type="spellStart"/>
-      <w:r>
-        <w:rPr>
-          <w:rStyle w:val="aa"/>
-          <w:b w:val="0"/>
-          <w:bCs w:val="0"/>
-          <w:sz w:val="28"/>
-          <w:szCs w:val="28"/>
-        </w:rPr>
-        <w:t>Wikimedia</w:t>
-      </w:r>
-      <w:proofErr w:type="spellEnd"/>
-      <w:r>
-        <w:rPr>
-          <w:rStyle w:val="aa"/>
-          <w:b w:val="0"/>
-          <w:bCs w:val="0"/>
-          <w:sz w:val="28"/>
-          <w:szCs w:val="28"/>
-        </w:rPr>
-        <w:t xml:space="preserve">. MAPE составляет 2,76% для ATSMNN-LSTM, 3,25% для LSTM, 3,17% для </w:t>
-      </w:r>
-      <w:proofErr w:type="spellStart"/>
-      <w:r>
-        <w:rPr>
-          <w:rStyle w:val="aa"/>
-          <w:b w:val="0"/>
-          <w:bCs w:val="0"/>
-          <w:sz w:val="28"/>
-          <w:szCs w:val="28"/>
-        </w:rPr>
-        <w:t>Transformer</w:t>
-      </w:r>
-      <w:proofErr w:type="spellEnd"/>
-      <w:r>
-        <w:rPr>
-          <w:rStyle w:val="aa"/>
-          <w:b w:val="0"/>
-          <w:bCs w:val="0"/>
-          <w:sz w:val="28"/>
-          <w:szCs w:val="28"/>
-        </w:rPr>
-        <w:t xml:space="preserve"> и 5,36% для ARIMA.</w:t>
+        <w:t>27. В исследовании [27] прогнозируется почасовое количество задач веб-сервиса Wikimedia. MAPE составляет 2,76% для ATSMNN-LSTM, 3,25% для LSTM, 3,17% для Transformer и 5,36% для ARIMA.</w:t>
       </w:r>
     </w:p>
     <w:p>
@@ -2425,51 +1589,7 @@
           <w:sz w:val="28"/>
           <w:szCs w:val="28"/>
         </w:rPr>
-        <w:t xml:space="preserve">28. Работа [28] посвящена прогнозированию нагрузки облачных серверов моделью, объединяющей вейвлет-разложение и </w:t>
-      </w:r>
-      <w:proofErr w:type="spellStart"/>
-      <w:r>
-        <w:rPr>
-          <w:rStyle w:val="aa"/>
-          <w:b w:val="0"/>
-          <w:bCs w:val="0"/>
-          <w:sz w:val="28"/>
-          <w:szCs w:val="28"/>
-        </w:rPr>
-        <w:t>external</w:t>
-      </w:r>
-      <w:proofErr w:type="spellEnd"/>
-      <w:r>
-        <w:rPr>
-          <w:rStyle w:val="aa"/>
-          <w:b w:val="0"/>
-          <w:bCs w:val="0"/>
-          <w:sz w:val="28"/>
-          <w:szCs w:val="28"/>
-        </w:rPr>
-        <w:t xml:space="preserve"> </w:t>
-      </w:r>
-      <w:proofErr w:type="spellStart"/>
-      <w:r>
-        <w:rPr>
-          <w:rStyle w:val="aa"/>
-          <w:b w:val="0"/>
-          <w:bCs w:val="0"/>
-          <w:sz w:val="28"/>
-          <w:szCs w:val="28"/>
-        </w:rPr>
-        <w:t>attention</w:t>
-      </w:r>
-      <w:proofErr w:type="spellEnd"/>
-      <w:r>
-        <w:rPr>
-          <w:rStyle w:val="aa"/>
-          <w:b w:val="0"/>
-          <w:bCs w:val="0"/>
-          <w:sz w:val="28"/>
-          <w:szCs w:val="28"/>
-        </w:rPr>
-        <w:t>. Средняя MAPE на трёх наборах данных составляет 3,216%.</w:t>
+        <w:t>28. Работа [28] посвящена прогнозированию нагрузки облачных серверов моделью, объединяющей вейвлет-разложение и external attention. Средняя MAPE на трёх наборах данных составляет 3,216%.</w:t>
       </w:r>
     </w:p>
     <w:p>
@@ -2494,73 +1614,7 @@
           <w:sz w:val="28"/>
           <w:szCs w:val="28"/>
         </w:rPr>
-        <w:t xml:space="preserve">29. В исследовании [29] прогнозируется спрос на облачные ресурсы по данным </w:t>
-      </w:r>
-      <w:proofErr w:type="spellStart"/>
-      <w:r>
-        <w:rPr>
-          <w:rStyle w:val="aa"/>
-          <w:b w:val="0"/>
-          <w:bCs w:val="0"/>
-          <w:sz w:val="28"/>
-          <w:szCs w:val="28"/>
-        </w:rPr>
-        <w:t>Alibaba</w:t>
-      </w:r>
-      <w:proofErr w:type="spellEnd"/>
-      <w:r>
-        <w:rPr>
-          <w:rStyle w:val="aa"/>
-          <w:b w:val="0"/>
-          <w:bCs w:val="0"/>
-          <w:sz w:val="28"/>
-          <w:szCs w:val="28"/>
-        </w:rPr>
-        <w:t xml:space="preserve"> </w:t>
-      </w:r>
-      <w:proofErr w:type="spellStart"/>
-      <w:r>
-        <w:rPr>
-          <w:rStyle w:val="aa"/>
-          <w:b w:val="0"/>
-          <w:bCs w:val="0"/>
-          <w:sz w:val="28"/>
-          <w:szCs w:val="28"/>
-        </w:rPr>
-        <w:t>Cloud</w:t>
-      </w:r>
-      <w:proofErr w:type="spellEnd"/>
-      <w:r>
-        <w:rPr>
-          <w:rStyle w:val="aa"/>
-          <w:b w:val="0"/>
-          <w:bCs w:val="0"/>
-          <w:sz w:val="28"/>
-          <w:szCs w:val="28"/>
-        </w:rPr>
-        <w:t xml:space="preserve"> Cluster </w:t>
-      </w:r>
-      <w:proofErr w:type="spellStart"/>
-      <w:r>
-        <w:rPr>
-          <w:rStyle w:val="aa"/>
-          <w:b w:val="0"/>
-          <w:bCs w:val="0"/>
-          <w:sz w:val="28"/>
-          <w:szCs w:val="28"/>
-        </w:rPr>
-        <w:t>Trace</w:t>
-      </w:r>
-      <w:proofErr w:type="spellEnd"/>
-      <w:r>
-        <w:rPr>
-          <w:rStyle w:val="aa"/>
-          <w:b w:val="0"/>
-          <w:bCs w:val="0"/>
-          <w:sz w:val="28"/>
-          <w:szCs w:val="28"/>
-        </w:rPr>
-        <w:t>. Сообщаемая MAPE для загрузки CPU составляет менее 5%.</w:t>
+        <w:t>29. В исследовании [29] прогнозируется спрос на облачные ресурсы по данным Alibaba Cloud Cluster Trace. Сообщаемая MAPE для загрузки CPU составляет менее 5%.</w:t>
       </w:r>
     </w:p>
     <w:p>
@@ -2610,161 +1664,7 @@
           <w:sz w:val="28"/>
           <w:szCs w:val="28"/>
         </w:rPr>
-        <w:t xml:space="preserve">31. В работе [31] сравниваются </w:t>
-      </w:r>
-      <w:proofErr w:type="spellStart"/>
-      <w:r>
-        <w:rPr>
-          <w:rStyle w:val="aa"/>
-          <w:b w:val="0"/>
-          <w:bCs w:val="0"/>
-          <w:sz w:val="28"/>
-          <w:szCs w:val="28"/>
-        </w:rPr>
-        <w:t>LoadDynamics</w:t>
-      </w:r>
-      <w:proofErr w:type="spellEnd"/>
-      <w:r>
-        <w:rPr>
-          <w:rStyle w:val="aa"/>
-          <w:b w:val="0"/>
-          <w:bCs w:val="0"/>
-          <w:sz w:val="28"/>
-          <w:szCs w:val="28"/>
-        </w:rPr>
-        <w:t xml:space="preserve"> LSTM и WGAN-GP </w:t>
-      </w:r>
-      <w:proofErr w:type="spellStart"/>
-      <w:r>
-        <w:rPr>
-          <w:rStyle w:val="aa"/>
-          <w:b w:val="0"/>
-          <w:bCs w:val="0"/>
-          <w:sz w:val="28"/>
-          <w:szCs w:val="28"/>
-        </w:rPr>
-        <w:t>Transformer</w:t>
-      </w:r>
-      <w:proofErr w:type="spellEnd"/>
-      <w:r>
-        <w:rPr>
-          <w:rStyle w:val="aa"/>
-          <w:b w:val="0"/>
-          <w:bCs w:val="0"/>
-          <w:sz w:val="28"/>
-          <w:szCs w:val="28"/>
-        </w:rPr>
-        <w:t xml:space="preserve"> на нагрузках Facebook, Google, </w:t>
-      </w:r>
-      <w:proofErr w:type="spellStart"/>
-      <w:r>
-        <w:rPr>
-          <w:rStyle w:val="aa"/>
-          <w:b w:val="0"/>
-          <w:bCs w:val="0"/>
-          <w:sz w:val="28"/>
-          <w:szCs w:val="28"/>
-        </w:rPr>
-        <w:t>Alibaba</w:t>
-      </w:r>
-      <w:proofErr w:type="spellEnd"/>
-      <w:r>
-        <w:rPr>
-          <w:rStyle w:val="aa"/>
-          <w:b w:val="0"/>
-          <w:bCs w:val="0"/>
-          <w:sz w:val="28"/>
-          <w:szCs w:val="28"/>
-        </w:rPr>
-        <w:t xml:space="preserve">, </w:t>
-      </w:r>
-      <w:proofErr w:type="spellStart"/>
-      <w:r>
-        <w:rPr>
-          <w:rStyle w:val="aa"/>
-          <w:b w:val="0"/>
-          <w:bCs w:val="0"/>
-          <w:sz w:val="28"/>
-          <w:szCs w:val="28"/>
-        </w:rPr>
-        <w:t>Wikimedia</w:t>
-      </w:r>
-      <w:proofErr w:type="spellEnd"/>
-      <w:r>
-        <w:rPr>
-          <w:rStyle w:val="aa"/>
-          <w:b w:val="0"/>
-          <w:bCs w:val="0"/>
-          <w:sz w:val="28"/>
-          <w:szCs w:val="28"/>
-        </w:rPr>
-        <w:t xml:space="preserve"> и </w:t>
-      </w:r>
-      <w:proofErr w:type="spellStart"/>
-      <w:r>
-        <w:rPr>
-          <w:rStyle w:val="aa"/>
-          <w:b w:val="0"/>
-          <w:bCs w:val="0"/>
-          <w:sz w:val="28"/>
-          <w:szCs w:val="28"/>
-        </w:rPr>
-        <w:t>Azure</w:t>
-      </w:r>
-      <w:proofErr w:type="spellEnd"/>
-      <w:r>
-        <w:rPr>
-          <w:rStyle w:val="aa"/>
-          <w:b w:val="0"/>
-          <w:bCs w:val="0"/>
-          <w:sz w:val="28"/>
-          <w:szCs w:val="28"/>
-        </w:rPr>
-        <w:t xml:space="preserve">. MAPE </w:t>
-      </w:r>
-      <w:proofErr w:type="spellStart"/>
-      <w:r>
-        <w:rPr>
-          <w:rStyle w:val="aa"/>
-          <w:b w:val="0"/>
-          <w:bCs w:val="0"/>
-          <w:sz w:val="28"/>
-          <w:szCs w:val="28"/>
-        </w:rPr>
-        <w:t>Transformer</w:t>
-      </w:r>
-      <w:proofErr w:type="spellEnd"/>
-      <w:r>
-        <w:rPr>
-          <w:rStyle w:val="aa"/>
-          <w:b w:val="0"/>
-          <w:bCs w:val="0"/>
-          <w:sz w:val="28"/>
-          <w:szCs w:val="28"/>
-        </w:rPr>
-        <w:t xml:space="preserve"> зависит от набора: 8,34–10,58% для Google, 14,67–15,76% для </w:t>
-      </w:r>
-      <w:proofErr w:type="spellStart"/>
-      <w:r>
-        <w:rPr>
-          <w:rStyle w:val="aa"/>
-          <w:b w:val="0"/>
-          <w:bCs w:val="0"/>
-          <w:sz w:val="28"/>
-          <w:szCs w:val="28"/>
-        </w:rPr>
-        <w:t>Alibaba</w:t>
-      </w:r>
-      <w:proofErr w:type="spellEnd"/>
-      <w:r>
-        <w:rPr>
-          <w:rStyle w:val="aa"/>
-          <w:b w:val="0"/>
-          <w:bCs w:val="0"/>
-          <w:sz w:val="28"/>
-          <w:szCs w:val="28"/>
-        </w:rPr>
-        <w:t xml:space="preserve"> и 39,31–42,11% для Facebook.</w:t>
+        <w:t>31. В работе [31] сравниваются LoadDynamics LSTM и WGAN-GP Transformer на нагрузках Facebook, Google, Alibaba, Wikimedia и Azure. MAPE Transformer зависит от набора: 8,34–10,58% для Google, 14,67–15,76% для Alibaba и 39,31–42,11% для Facebook.</w:t>
       </w:r>
     </w:p>
     <w:p>
@@ -2790,51 +1690,7 @@
           <w:szCs w:val="28"/>
         </w:rPr>
         <w:lastRenderedPageBreak/>
-        <w:t xml:space="preserve">32. Исследование [32] сравнивает </w:t>
-      </w:r>
-      <w:proofErr w:type="spellStart"/>
-      <w:r>
-        <w:rPr>
-          <w:rStyle w:val="aa"/>
-          <w:b w:val="0"/>
-          <w:bCs w:val="0"/>
-          <w:sz w:val="28"/>
-          <w:szCs w:val="28"/>
-        </w:rPr>
-        <w:t>Prophet</w:t>
-      </w:r>
-      <w:proofErr w:type="spellEnd"/>
-      <w:r>
-        <w:rPr>
-          <w:rStyle w:val="aa"/>
-          <w:b w:val="0"/>
-          <w:bCs w:val="0"/>
-          <w:sz w:val="28"/>
-          <w:szCs w:val="28"/>
-        </w:rPr>
-        <w:t xml:space="preserve">, </w:t>
-      </w:r>
-      <w:proofErr w:type="spellStart"/>
-      <w:r>
-        <w:rPr>
-          <w:rStyle w:val="aa"/>
-          <w:b w:val="0"/>
-          <w:bCs w:val="0"/>
-          <w:sz w:val="28"/>
-          <w:szCs w:val="28"/>
-        </w:rPr>
-        <w:t>XGBoost</w:t>
-      </w:r>
-      <w:proofErr w:type="spellEnd"/>
-      <w:r>
-        <w:rPr>
-          <w:rStyle w:val="aa"/>
-          <w:b w:val="0"/>
-          <w:bCs w:val="0"/>
-          <w:sz w:val="28"/>
-          <w:szCs w:val="28"/>
-        </w:rPr>
-        <w:t xml:space="preserve"> и LSTM при прогнозировании посещаемости сайтов. На месячном горизонте их средняя MAPE составляет 26,40%, 16,03% и 11,85% соответственно.</w:t>
+        <w:t>32. Исследование [32] сравнивает Prophet, XGBoost и LSTM при прогнозировании посещаемости сайтов. На месячном горизонте их средняя MAPE составляет 26,40%, 16,03% и 11,85% соответственно.</w:t>
       </w:r>
     </w:p>
     <w:p>
@@ -2859,29 +1715,7 @@
           <w:sz w:val="28"/>
           <w:szCs w:val="28"/>
         </w:rPr>
-        <w:t xml:space="preserve">33. В работе [33] </w:t>
-      </w:r>
-      <w:proofErr w:type="spellStart"/>
-      <w:r>
-        <w:rPr>
-          <w:rStyle w:val="aa"/>
-          <w:b w:val="0"/>
-          <w:bCs w:val="0"/>
-          <w:sz w:val="28"/>
-          <w:szCs w:val="28"/>
-        </w:rPr>
-        <w:t>Prophet</w:t>
-      </w:r>
-      <w:proofErr w:type="spellEnd"/>
-      <w:r>
-        <w:rPr>
-          <w:rStyle w:val="aa"/>
-          <w:b w:val="0"/>
-          <w:bCs w:val="0"/>
-          <w:sz w:val="28"/>
-          <w:szCs w:val="28"/>
-        </w:rPr>
-        <w:t xml:space="preserve"> применяется для прогноза нескольких показателей веб-трафика. В зависимости от показателя сообщается MAPE от 2,87% до 8,45%.</w:t>
+        <w:t>33. В работе [33] Prophet применяется для прогноза нескольких показателей веб-трафика. В зависимости от показателя сообщается MAPE от 2,87% до 8,45%.</w:t>
       </w:r>
     </w:p>
     <w:p>
@@ -2906,95 +1740,7 @@
           <w:sz w:val="28"/>
           <w:szCs w:val="28"/>
         </w:rPr>
-        <w:t xml:space="preserve">34. Авторы [34] прогнозируют многомерные </w:t>
-      </w:r>
-      <w:proofErr w:type="spellStart"/>
-      <w:r>
-        <w:rPr>
-          <w:rStyle w:val="aa"/>
-          <w:b w:val="0"/>
-          <w:bCs w:val="0"/>
-          <w:sz w:val="28"/>
-          <w:szCs w:val="28"/>
-        </w:rPr>
-        <w:t>IoT</w:t>
-      </w:r>
-      <w:proofErr w:type="spellEnd"/>
-      <w:r>
-        <w:rPr>
-          <w:rStyle w:val="aa"/>
-          <w:b w:val="0"/>
-          <w:bCs w:val="0"/>
-          <w:sz w:val="28"/>
-          <w:szCs w:val="28"/>
-        </w:rPr>
-        <w:t xml:space="preserve">-ряды методом </w:t>
-      </w:r>
-      <w:proofErr w:type="spellStart"/>
-      <w:r>
-        <w:rPr>
-          <w:rStyle w:val="aa"/>
-          <w:b w:val="0"/>
-          <w:bCs w:val="0"/>
-          <w:sz w:val="28"/>
-          <w:szCs w:val="28"/>
-        </w:rPr>
-        <w:t>Embedding</w:t>
-      </w:r>
-      <w:proofErr w:type="spellEnd"/>
-      <w:r>
-        <w:rPr>
-          <w:rStyle w:val="aa"/>
-          <w:b w:val="0"/>
-          <w:bCs w:val="0"/>
-          <w:sz w:val="28"/>
-          <w:szCs w:val="28"/>
-        </w:rPr>
-        <w:t xml:space="preserve"> Non-</w:t>
-      </w:r>
-      <w:proofErr w:type="spellStart"/>
-      <w:r>
-        <w:rPr>
-          <w:rStyle w:val="aa"/>
-          <w:b w:val="0"/>
-          <w:bCs w:val="0"/>
-          <w:sz w:val="28"/>
-          <w:szCs w:val="28"/>
-        </w:rPr>
-        <w:t>Stationary</w:t>
-      </w:r>
-      <w:proofErr w:type="spellEnd"/>
-      <w:r>
-        <w:rPr>
-          <w:rStyle w:val="aa"/>
-          <w:b w:val="0"/>
-          <w:bCs w:val="0"/>
-          <w:sz w:val="28"/>
-          <w:szCs w:val="28"/>
-        </w:rPr>
-        <w:t xml:space="preserve"> </w:t>
-      </w:r>
-      <w:proofErr w:type="spellStart"/>
-      <w:r>
-        <w:rPr>
-          <w:rStyle w:val="aa"/>
-          <w:b w:val="0"/>
-          <w:bCs w:val="0"/>
-          <w:sz w:val="28"/>
-          <w:szCs w:val="28"/>
-        </w:rPr>
-        <w:t>Fuzzy</w:t>
-      </w:r>
-      <w:proofErr w:type="spellEnd"/>
-      <w:r>
-        <w:rPr>
-          <w:rStyle w:val="aa"/>
-          <w:b w:val="0"/>
-          <w:bCs w:val="0"/>
-          <w:sz w:val="28"/>
-          <w:szCs w:val="28"/>
-        </w:rPr>
-        <w:t xml:space="preserve"> Time Series. Полученная MAPE составляет 2,91%.</w:t>
+        <w:t>34. Авторы [34] прогнозируют многомерные IoT-ряды методом Embedding Non-Stationary Fuzzy Time Series. Полученная MAPE составляет 2,91%.</w:t>
       </w:r>
     </w:p>
     <w:p>
@@ -3044,139 +1790,7 @@
           <w:sz w:val="28"/>
           <w:szCs w:val="28"/>
         </w:rPr>
-        <w:t xml:space="preserve">36. В работе [36] для прогноза числа преступлений сравниваются ARIMA, Auto-ARIMA, </w:t>
-      </w:r>
-      <w:proofErr w:type="spellStart"/>
-      <w:r>
-        <w:rPr>
-          <w:rStyle w:val="aa"/>
-          <w:b w:val="0"/>
-          <w:bCs w:val="0"/>
-          <w:sz w:val="28"/>
-          <w:szCs w:val="28"/>
-        </w:rPr>
-        <w:t>Holt</w:t>
-      </w:r>
-      <w:proofErr w:type="spellEnd"/>
-      <w:r>
-        <w:rPr>
-          <w:rStyle w:val="aa"/>
-          <w:b w:val="0"/>
-          <w:bCs w:val="0"/>
-          <w:sz w:val="28"/>
-          <w:szCs w:val="28"/>
-        </w:rPr>
-        <w:t>–</w:t>
-      </w:r>
-      <w:proofErr w:type="spellStart"/>
-      <w:r>
-        <w:rPr>
-          <w:rStyle w:val="aa"/>
-          <w:b w:val="0"/>
-          <w:bCs w:val="0"/>
-          <w:sz w:val="28"/>
-          <w:szCs w:val="28"/>
-        </w:rPr>
-        <w:t>Winters</w:t>
-      </w:r>
-      <w:proofErr w:type="spellEnd"/>
-      <w:r>
-        <w:rPr>
-          <w:rStyle w:val="aa"/>
-          <w:b w:val="0"/>
-          <w:bCs w:val="0"/>
-          <w:sz w:val="28"/>
-          <w:szCs w:val="28"/>
-        </w:rPr>
-        <w:t xml:space="preserve"> и </w:t>
-      </w:r>
-      <w:proofErr w:type="spellStart"/>
-      <w:r>
-        <w:rPr>
-          <w:rStyle w:val="aa"/>
-          <w:b w:val="0"/>
-          <w:bCs w:val="0"/>
-          <w:sz w:val="28"/>
-          <w:szCs w:val="28"/>
-        </w:rPr>
-        <w:t>Prophet</w:t>
-      </w:r>
-      <w:proofErr w:type="spellEnd"/>
-      <w:r>
-        <w:rPr>
-          <w:rStyle w:val="aa"/>
-          <w:b w:val="0"/>
-          <w:bCs w:val="0"/>
-          <w:sz w:val="28"/>
-          <w:szCs w:val="28"/>
-        </w:rPr>
-        <w:t xml:space="preserve">. На годовом горизонте лучшие варианты </w:t>
-      </w:r>
-      <w:proofErr w:type="spellStart"/>
-      <w:r>
-        <w:rPr>
-          <w:rStyle w:val="aa"/>
-          <w:b w:val="0"/>
-          <w:bCs w:val="0"/>
-          <w:sz w:val="28"/>
-          <w:szCs w:val="28"/>
-        </w:rPr>
-        <w:t>Holt</w:t>
-      </w:r>
-      <w:proofErr w:type="spellEnd"/>
-      <w:r>
-        <w:rPr>
-          <w:rStyle w:val="aa"/>
-          <w:b w:val="0"/>
-          <w:bCs w:val="0"/>
-          <w:sz w:val="28"/>
-          <w:szCs w:val="28"/>
-        </w:rPr>
-        <w:t>–</w:t>
-      </w:r>
-      <w:proofErr w:type="spellStart"/>
-      <w:r>
-        <w:rPr>
-          <w:rStyle w:val="aa"/>
-          <w:b w:val="0"/>
-          <w:bCs w:val="0"/>
-          <w:sz w:val="28"/>
-          <w:szCs w:val="28"/>
-        </w:rPr>
-        <w:t>Winters</w:t>
-      </w:r>
-      <w:proofErr w:type="spellEnd"/>
-      <w:r>
-        <w:rPr>
-          <w:rStyle w:val="aa"/>
-          <w:b w:val="0"/>
-          <w:bCs w:val="0"/>
-          <w:sz w:val="28"/>
-          <w:szCs w:val="28"/>
-        </w:rPr>
-        <w:t xml:space="preserve"> и </w:t>
-      </w:r>
-      <w:proofErr w:type="spellStart"/>
-      <w:r>
-        <w:rPr>
-          <w:rStyle w:val="aa"/>
-          <w:b w:val="0"/>
-          <w:bCs w:val="0"/>
-          <w:sz w:val="28"/>
-          <w:szCs w:val="28"/>
-        </w:rPr>
-        <w:t>Prophet</w:t>
-      </w:r>
-      <w:proofErr w:type="spellEnd"/>
-      <w:r>
-        <w:rPr>
-          <w:rStyle w:val="aa"/>
-          <w:b w:val="0"/>
-          <w:bCs w:val="0"/>
-          <w:sz w:val="28"/>
-          <w:szCs w:val="28"/>
-        </w:rPr>
-        <w:t xml:space="preserve"> дают MAPE около 9%.</w:t>
+        <w:t>36. В работе [36] для прогноза числа преступлений сравниваются ARIMA, Auto-ARIMA, Holt–Winters и Prophet. На годовом горизонте лучшие варианты Holt–Winters и Prophet дают MAPE около 9%.</w:t>
       </w:r>
     </w:p>
     <w:p>
@@ -3201,95 +1815,7 @@
           <w:sz w:val="28"/>
           <w:szCs w:val="28"/>
         </w:rPr>
-        <w:t xml:space="preserve">37. Авторы [37] прогнозируют временные интервалы между преступными событиями. MAPE равна 9,14% для </w:t>
-      </w:r>
-      <w:proofErr w:type="spellStart"/>
-      <w:r>
-        <w:rPr>
-          <w:rStyle w:val="aa"/>
-          <w:b w:val="0"/>
-          <w:bCs w:val="0"/>
-          <w:sz w:val="28"/>
-          <w:szCs w:val="28"/>
-        </w:rPr>
-        <w:t>Decision</w:t>
-      </w:r>
-      <w:proofErr w:type="spellEnd"/>
-      <w:r>
-        <w:rPr>
-          <w:rStyle w:val="aa"/>
-          <w:b w:val="0"/>
-          <w:bCs w:val="0"/>
-          <w:sz w:val="28"/>
-          <w:szCs w:val="28"/>
-        </w:rPr>
-        <w:t xml:space="preserve"> </w:t>
-      </w:r>
-      <w:proofErr w:type="spellStart"/>
-      <w:r>
-        <w:rPr>
-          <w:rStyle w:val="aa"/>
-          <w:b w:val="0"/>
-          <w:bCs w:val="0"/>
-          <w:sz w:val="28"/>
-          <w:szCs w:val="28"/>
-        </w:rPr>
-        <w:t>Tree</w:t>
-      </w:r>
-      <w:proofErr w:type="spellEnd"/>
-      <w:r>
-        <w:rPr>
-          <w:rStyle w:val="aa"/>
-          <w:b w:val="0"/>
-          <w:bCs w:val="0"/>
-          <w:sz w:val="28"/>
-          <w:szCs w:val="28"/>
-        </w:rPr>
-        <w:t xml:space="preserve">, 8,29% для </w:t>
-      </w:r>
-      <w:proofErr w:type="spellStart"/>
-      <w:r>
-        <w:rPr>
-          <w:rStyle w:val="aa"/>
-          <w:b w:val="0"/>
-          <w:bCs w:val="0"/>
-          <w:sz w:val="28"/>
-          <w:szCs w:val="28"/>
-        </w:rPr>
-        <w:t>XGBoost</w:t>
-      </w:r>
-      <w:proofErr w:type="spellEnd"/>
-      <w:r>
-        <w:rPr>
-          <w:rStyle w:val="aa"/>
-          <w:b w:val="0"/>
-          <w:bCs w:val="0"/>
-          <w:sz w:val="28"/>
-          <w:szCs w:val="28"/>
-        </w:rPr>
-        <w:t xml:space="preserve"> и 9,68% для </w:t>
-      </w:r>
-      <w:proofErr w:type="spellStart"/>
-      <w:r>
-        <w:rPr>
-          <w:rStyle w:val="aa"/>
-          <w:b w:val="0"/>
-          <w:bCs w:val="0"/>
-          <w:sz w:val="28"/>
-          <w:szCs w:val="28"/>
-        </w:rPr>
-        <w:t>CatBoost</w:t>
-      </w:r>
-      <w:proofErr w:type="spellEnd"/>
-      <w:r>
-        <w:rPr>
-          <w:rStyle w:val="aa"/>
-          <w:b w:val="0"/>
-          <w:bCs w:val="0"/>
-          <w:sz w:val="28"/>
-          <w:szCs w:val="28"/>
-        </w:rPr>
-        <w:t>.</w:t>
+        <w:t>37. Авторы [37] прогнозируют временные интервалы между преступными событиями. MAPE равна 9,14% для Decision Tree, 8,29% для XGBoost и 9,68% для CatBoost.</w:t>
       </w:r>
     </w:p>
     <w:p>
@@ -3314,29 +1840,7 @@
           <w:sz w:val="28"/>
           <w:szCs w:val="28"/>
         </w:rPr>
-        <w:t xml:space="preserve">38. В исследовании [38] предлагается гибрид </w:t>
-      </w:r>
-      <w:proofErr w:type="spellStart"/>
-      <w:r>
-        <w:rPr>
-          <w:rStyle w:val="aa"/>
-          <w:b w:val="0"/>
-          <w:bCs w:val="0"/>
-          <w:sz w:val="28"/>
-          <w:szCs w:val="28"/>
-        </w:rPr>
-        <w:t>BiLSTM</w:t>
-      </w:r>
-      <w:proofErr w:type="spellEnd"/>
-      <w:r>
-        <w:rPr>
-          <w:rStyle w:val="aa"/>
-          <w:b w:val="0"/>
-          <w:bCs w:val="0"/>
-          <w:sz w:val="28"/>
-          <w:szCs w:val="28"/>
-        </w:rPr>
-        <w:t xml:space="preserve"> и экспоненциального сглаживания для прогнозирования преступности. Опубликованные значения MAPE в долях 0,3433–0,3964 соответствуют 34,33–39,64%.</w:t>
+        <w:t>38. В исследовании [38] предлагается гибрид BiLSTM и экспоненциального сглаживания для прогнозирования преступности. Опубликованные значения MAPE в долях 0,3433–0,3964 соответствуют 34,33–39,64%.</w:t>
       </w:r>
     </w:p>
     <w:p>
@@ -3361,51 +1865,7 @@
           <w:sz w:val="28"/>
           <w:szCs w:val="28"/>
         </w:rPr>
-        <w:t xml:space="preserve">39. Работа [39] сравнивает ARIMA, </w:t>
-      </w:r>
-      <w:proofErr w:type="spellStart"/>
-      <w:r>
-        <w:rPr>
-          <w:rStyle w:val="aa"/>
-          <w:b w:val="0"/>
-          <w:bCs w:val="0"/>
-          <w:sz w:val="28"/>
-          <w:szCs w:val="28"/>
-        </w:rPr>
-        <w:t>Holt</w:t>
-      </w:r>
-      <w:proofErr w:type="spellEnd"/>
-      <w:r>
-        <w:rPr>
-          <w:rStyle w:val="aa"/>
-          <w:b w:val="0"/>
-          <w:bCs w:val="0"/>
-          <w:sz w:val="28"/>
-          <w:szCs w:val="28"/>
-        </w:rPr>
-        <w:t>–</w:t>
-      </w:r>
-      <w:proofErr w:type="spellStart"/>
-      <w:r>
-        <w:rPr>
-          <w:rStyle w:val="aa"/>
-          <w:b w:val="0"/>
-          <w:bCs w:val="0"/>
-          <w:sz w:val="28"/>
-          <w:szCs w:val="28"/>
-        </w:rPr>
-        <w:t>Winters</w:t>
-      </w:r>
-      <w:proofErr w:type="spellEnd"/>
-      <w:r>
-        <w:rPr>
-          <w:rStyle w:val="aa"/>
-          <w:b w:val="0"/>
-          <w:bCs w:val="0"/>
-          <w:sz w:val="28"/>
-          <w:szCs w:val="28"/>
-        </w:rPr>
-        <w:t>, простое экспоненциальное сглаживание и RNN-LSTM при прогнозировании преступлений в Филадельфии. Для суточного ряда MAPE составляет 81,84%, 17,39%, 16,37% и 4,75%; для месячного — 6,90%, 7,20%, 13,28% и 6,03% соответственно.</w:t>
+        <w:t>39. Работа [39] сравнивает ARIMA, Holt–Winters, простое экспоненциальное сглаживание и RNN-LSTM при прогнозировании преступлений в Филадельфии. Для суточного ряда MAPE составляет 81,84%, 17,39%, 16,37% и 4,75%; для месячного — 6,90%, 7,20%, 13,28% и 6,03% соответственно.</w:t>
       </w:r>
     </w:p>
     <w:p>
@@ -3471,442 +1931,190 @@
         <w:rPr>
           <w:rFonts w:eastAsia="Times New Roman"/>
         </w:rPr>
-        <w:t xml:space="preserve">Проведённый обзор показывает, что наиболее эффективными при прогнозировании количества </w:t>
-      </w:r>
-      <w:proofErr w:type="spellStart"/>
+        <w:t xml:space="preserve">Проведённый обзор показывает, что наиболее эффективными при прогнозировании количества киберинцидентов оказываются гибридные модели, объединяющие статистические методы и </w:t>
+      </w:r>
       <w:r>
         <w:rPr>
           <w:rFonts w:eastAsia="Times New Roman"/>
         </w:rPr>
-        <w:t>киберинцидентов</w:t>
-      </w:r>
-      <w:proofErr w:type="spellEnd"/>
+        <w:t>рекуррентные нейронные сети</w:t>
+      </w:r>
       <w:r>
         <w:rPr>
           <w:rFonts w:eastAsia="Times New Roman"/>
         </w:rPr>
-        <w:t xml:space="preserve"> оказываются гибридные модели, объединяющие статистические методы и </w:t>
+        <w:t xml:space="preserve">. В частности, сочетание </w:t>
       </w:r>
       <w:r>
         <w:rPr>
           <w:rFonts w:eastAsia="Times New Roman"/>
         </w:rPr>
-        <w:t>рекуррентные нейронные сети</w:t>
+        <w:t xml:space="preserve">методики </w:t>
       </w:r>
       <w:r>
         <w:rPr>
           <w:rFonts w:eastAsia="Times New Roman"/>
         </w:rPr>
-        <w:t xml:space="preserve">. В частности, сочетание </w:t>
+        <w:t xml:space="preserve">ARIMA и </w:t>
       </w:r>
       <w:r>
         <w:rPr>
           <w:rFonts w:eastAsia="Times New Roman"/>
-        </w:rPr>
-        <w:t xml:space="preserve">методики </w:t>
+          <w:lang w:val="en-US"/>
+        </w:rPr>
+        <w:t>RNN</w:t>
       </w:r>
       <w:r>
         <w:rPr>
           <w:rFonts w:eastAsia="Times New Roman"/>
         </w:rPr>
-        <w:t xml:space="preserve">ARIMA и </w:t>
+        <w:t xml:space="preserve"> </w:t>
       </w:r>
       <w:r>
         <w:rPr>
           <w:rFonts w:eastAsia="Times New Roman"/>
-          <w:lang w:val="en-US"/>
-        </w:rPr>
-        <w:t>RNN</w:t>
+        </w:rPr>
+        <w:t xml:space="preserve">с архитектурой </w:t>
       </w:r>
       <w:r>
         <w:rPr>
           <w:rFonts w:eastAsia="Times New Roman"/>
         </w:rPr>
-        <w:t xml:space="preserve"> </w:t>
+        <w:t>LSTM позволило снизить</w:t>
       </w:r>
       <w:r>
         <w:rPr>
           <w:rFonts w:eastAsia="Times New Roman"/>
         </w:rPr>
-        <w:t xml:space="preserve">с архитектурой </w:t>
+        <w:t xml:space="preserve"> абсолютную ошибку прогноза (</w:t>
       </w:r>
       <w:r>
         <w:rPr>
           <w:rFonts w:eastAsia="Times New Roman"/>
-        </w:rPr>
-        <w:t>LSTM позволило снизить</w:t>
+          <w:lang w:val="en-US"/>
+        </w:rPr>
+        <w:t>MAPE</w:t>
       </w:r>
       <w:r>
         <w:rPr>
           <w:rFonts w:eastAsia="Times New Roman"/>
         </w:rPr>
-        <w:t xml:space="preserve"> абсолютную ошибку прогноза (</w:t>
+        <w:t xml:space="preserve">) киберпреступлений до 10,73%, тогда </w:t>
       </w:r>
       <w:r>
         <w:rPr>
           <w:rFonts w:eastAsia="Times New Roman"/>
-          <w:lang w:val="en-US"/>
-        </w:rPr>
-        <w:t>MAPE</w:t>
+        </w:rPr>
+        <w:t>раздельное использование данных</w:t>
       </w:r>
       <w:r>
         <w:rPr>
           <w:rFonts w:eastAsia="Times New Roman"/>
         </w:rPr>
-        <w:t xml:space="preserve">) киберпреступлений до 10,73%, тогда </w:t>
-      </w:r>
-      <w:r>
+        <w:t xml:space="preserve"> ARIMA и LSTM показали ошибки 15,43% и 13,28% соответственно. Высокую эффективность также продемонстрировали LSTM-модели: при прогнозировании количества кибератак была получена MAPE 10,507%, а в исследовании отраслевых утечек данных ошибка LSTM находилась в диапазоне 8,2–10,5%. Для рядов с выраженной сезонностью и относительно стабильной динамикой хорошие результаты показывают SARIMA, SARIMAX и Holt–Winters, особенно если модель регулярно обновляется по мере появления новых наблюдений.</w:t>
+      </w:r>
+    </w:p>
+    <w:p>
+      <w:pPr>
         <w:rPr>
           <w:rFonts w:eastAsia="Times New Roman"/>
         </w:rPr>
-        <w:t>раздельное использование данных</w:t>
-      </w:r>
+      </w:pPr>
       <w:r>
         <w:rPr>
           <w:rFonts w:eastAsia="Times New Roman"/>
         </w:rPr>
-        <w:t xml:space="preserve"> ARIMA и LSTM показали ошибки 15,43% и 13,28% соответственно. Высокую эффективность также продемонстрировали LSTM-модели: при прогнозировании количества кибератак была получена MAPE 10,507%, а в исследовании отраслевых утечек данных ошибка LSTM находилась в диапазоне 8,2–10,5%. Для рядов с выраженной сезонностью и относительно стабильной динамикой хорошие результаты показывают SARIMA, SARIMAX и </w:t>
-      </w:r>
-      <w:proofErr w:type="spellStart"/>
+        <w:t>Для прогнозирования недельного количества медицинских киберинцидентов целесообразно в первую очередь проверить SARIMA, Prophet, LSTM и гибрид ARIMA-LSTM, обязательно сравнив их с простыми базовыми моделями: наивной моделью последнего значения (Naive) и сезонной наивной моделью (Seasonal Naive), а также, при необходимости, моделью скользящего среднего. SARIMA может оказаться наиболее устойчивой при наличии годовой или квартальной сезонности, а Prophet удобен при структурных изменениях и пропущенных наблюдениях, хотя в рассмотренных исследованиях он обычно уступал LSTM по точности</w:t>
+      </w:r>
       <w:r>
         <w:rPr>
           <w:rFonts w:eastAsia="Times New Roman"/>
         </w:rPr>
-        <w:t>Holt</w:t>
-      </w:r>
-      <w:proofErr w:type="spellEnd"/>
+        <w:t xml:space="preserve">. </w:t>
+      </w:r>
       <w:r>
         <w:rPr>
           <w:rFonts w:eastAsia="Times New Roman"/>
         </w:rPr>
-        <w:t>–</w:t>
-      </w:r>
-      <w:proofErr w:type="spellStart"/>
-      <w:r>
+        <w:t>LSTM и другие глубокие модели способны лучше воспроизводить нелинейные изменения и резкие всплески, однако их применение оправдано только при достаточной длине временного ряда и строгом разделении данных по времени.</w:t>
+      </w:r>
+    </w:p>
+    <w:p>
+      <w:pPr>
         <w:rPr>
           <w:rFonts w:eastAsia="Times New Roman"/>
         </w:rPr>
-        <w:t>Winters</w:t>
-      </w:r>
-      <w:proofErr w:type="spellEnd"/>
+      </w:pPr>
       <w:r>
         <w:rPr>
           <w:rFonts w:eastAsia="Times New Roman"/>
         </w:rPr>
-        <w:t>, особенно если модель регулярно обновляется по мере появления новых наблюдений.</w:t>
-      </w:r>
-    </w:p>
-    <w:p>
-      <w:pPr>
+        <w:lastRenderedPageBreak/>
+        <w:t>Обычную ARIMA без сезонной составляющей не следует использовать как единственную модель, поскольку большинство рядов киберинцидентов имеют сезонность, изменение среднего уровня и нерегулярные всплески. Также нежелательно применять простое экспоненциальное сглаживание, обычную Moving Average и неизменяемую na</w:t>
+      </w:r>
+      <w:r>
         <w:rPr>
           <w:rFonts w:eastAsia="Times New Roman"/>
-        </w:rPr>
-      </w:pPr>
+          <w:lang w:val="en-US"/>
+        </w:rPr>
+        <w:t>i</w:t>
+      </w:r>
       <w:r>
         <w:rPr>
           <w:rFonts w:eastAsia="Times New Roman"/>
         </w:rPr>
-        <w:t xml:space="preserve">Для прогнозирования недельного количества медицинских </w:t>
-      </w:r>
-      <w:proofErr w:type="spellStart"/>
+        <w:t>ve-модель в качестве основных методов: в исследованиях утечек данных их MAPE в отдельных случаях превышала 180–250%. При этом seasonal-na</w:t>
+      </w:r>
       <w:r>
         <w:rPr>
           <w:rFonts w:eastAsia="Times New Roman"/>
-        </w:rPr>
-        <w:t>киберинцидентов</w:t>
-      </w:r>
-      <w:proofErr w:type="spellEnd"/>
+          <w:lang w:val="en-US"/>
+        </w:rPr>
+        <w:t>i</w:t>
+      </w:r>
       <w:r>
         <w:rPr>
           <w:rFonts w:eastAsia="Times New Roman"/>
         </w:rPr>
-        <w:t xml:space="preserve"> целесообразно в первую очередь проверить SARIMA, </w:t>
-      </w:r>
-      <w:proofErr w:type="spellStart"/>
-      <w:r>
+        <w:t>ve следует сохранить как контрольную модель, поскольку более сложный метод имеет практический смысл только тогда, когда стабильно превосходит этот базовый прогноз.</w:t>
+      </w:r>
+    </w:p>
+    <w:p>
+      <w:pPr>
         <w:rPr>
           <w:rFonts w:eastAsia="Times New Roman"/>
         </w:rPr>
-        <w:t>Prophet</w:t>
-      </w:r>
-      <w:proofErr w:type="spellEnd"/>
+      </w:pPr>
       <w:r>
         <w:rPr>
           <w:rFonts w:eastAsia="Times New Roman"/>
         </w:rPr>
-        <w:t>, LSTM и гибрид ARIMA-LSTM, обязательно сравнив их с простыми базовыми моделями: наивной моделью последнего значения (</w:t>
-      </w:r>
-      <w:proofErr w:type="spellStart"/>
+        <w:t xml:space="preserve">Окончательный выбор </w:t>
+      </w:r>
       <w:r>
         <w:rPr>
           <w:rFonts w:eastAsia="Times New Roman"/>
         </w:rPr>
-        <w:t>Naive</w:t>
-      </w:r>
-      <w:proofErr w:type="spellEnd"/>
+        <w:t xml:space="preserve">моделей прогнозирования будет осуществляться </w:t>
+      </w:r>
       <w:r>
         <w:rPr>
           <w:rFonts w:eastAsia="Times New Roman"/>
         </w:rPr>
-        <w:t>) и сезонной наивной моделью (</w:t>
-      </w:r>
-      <w:proofErr w:type="spellStart"/>
+        <w:t>по результатам rolling-origin validation, используя одновременно MAE или WMAE и SMAPE, поскольку стандартная MAPE становится нестабильной в неделях с нулевым или очень небольшим числом инцидентов. С учётом особенностей рассматриваемых данных наиболее перспективной последовательностью является сравнение seasonal-na</w:t>
+      </w:r>
       <w:r>
         <w:rPr>
           <w:rFonts w:eastAsia="Times New Roman"/>
-        </w:rPr>
-        <w:t>Seasonal</w:t>
-      </w:r>
-      <w:proofErr w:type="spellEnd"/>
+          <w:lang w:val="en-US"/>
+        </w:rPr>
+        <w:t>i</w:t>
+      </w:r>
       <w:r>
         <w:rPr>
           <w:rFonts w:eastAsia="Times New Roman"/>
         </w:rPr>
-        <w:t xml:space="preserve"> </w:t>
-      </w:r>
-      <w:proofErr w:type="spellStart"/>
-      <w:r>
-        <w:rPr>
-          <w:rFonts w:eastAsia="Times New Roman"/>
-        </w:rPr>
-        <w:t>Naive</w:t>
-      </w:r>
-      <w:proofErr w:type="spellEnd"/>
-      <w:r>
-        <w:rPr>
-          <w:rFonts w:eastAsia="Times New Roman"/>
-        </w:rPr>
-        <w:t xml:space="preserve">), а также, при необходимости, моделью скользящего среднего. SARIMA может оказаться наиболее устойчивой при наличии годовой или квартальной сезонности, а </w:t>
-      </w:r>
-      <w:proofErr w:type="spellStart"/>
-      <w:r>
-        <w:rPr>
-          <w:rFonts w:eastAsia="Times New Roman"/>
-        </w:rPr>
-        <w:t>Prophet</w:t>
-      </w:r>
-      <w:proofErr w:type="spellEnd"/>
-      <w:r>
-        <w:rPr>
-          <w:rFonts w:eastAsia="Times New Roman"/>
-        </w:rPr>
-        <w:t xml:space="preserve"> удобен при структурных изменениях и пропущенных наблюдениях, хотя в рассмотренных исследованиях он обычно уступал LSTM по точности</w:t>
-      </w:r>
-      <w:r>
-        <w:rPr>
-          <w:rFonts w:eastAsia="Times New Roman"/>
-        </w:rPr>
-        <w:t xml:space="preserve">. </w:t>
-      </w:r>
-      <w:r>
-        <w:rPr>
-          <w:rFonts w:eastAsia="Times New Roman"/>
-        </w:rPr>
-        <w:t>LSTM и другие глубокие модели способны лучше воспроизводить нелинейные изменения и резкие всплески, однако их применение оправдано только при достаточной длине временного ряда и строгом разделении данных по времени.</w:t>
-      </w:r>
-    </w:p>
-    <w:p>
-      <w:pPr>
-        <w:rPr>
-          <w:rFonts w:eastAsia="Times New Roman"/>
-        </w:rPr>
-      </w:pPr>
-      <w:r>
-        <w:rPr>
-          <w:rFonts w:eastAsia="Times New Roman"/>
-        </w:rPr>
-        <w:lastRenderedPageBreak/>
-        <w:t xml:space="preserve">Обычную ARIMA без сезонной составляющей не следует использовать как единственную модель, поскольку большинство рядов </w:t>
-      </w:r>
-      <w:proofErr w:type="spellStart"/>
-      <w:r>
-        <w:rPr>
-          <w:rFonts w:eastAsia="Times New Roman"/>
-        </w:rPr>
-        <w:t>киберинцидентов</w:t>
-      </w:r>
-      <w:proofErr w:type="spellEnd"/>
-      <w:r>
-        <w:rPr>
-          <w:rFonts w:eastAsia="Times New Roman"/>
-        </w:rPr>
-        <w:t xml:space="preserve"> имеют сезонность, изменение среднего уровня и нерегулярные всплески. Также нежелательно применять простое экспоненциальное сглаживание, обычную </w:t>
-      </w:r>
-      <w:proofErr w:type="spellStart"/>
-      <w:r>
-        <w:rPr>
-          <w:rFonts w:eastAsia="Times New Roman"/>
-        </w:rPr>
-        <w:t>Moving</w:t>
-      </w:r>
-      <w:proofErr w:type="spellEnd"/>
-      <w:r>
-        <w:rPr>
-          <w:rFonts w:eastAsia="Times New Roman"/>
-        </w:rPr>
-        <w:t xml:space="preserve"> </w:t>
-      </w:r>
-      <w:proofErr w:type="spellStart"/>
-      <w:r>
-        <w:rPr>
-          <w:rFonts w:eastAsia="Times New Roman"/>
-        </w:rPr>
-        <w:t>Average</w:t>
-      </w:r>
-      <w:proofErr w:type="spellEnd"/>
-      <w:r>
-        <w:rPr>
-          <w:rFonts w:eastAsia="Times New Roman"/>
-        </w:rPr>
-        <w:t xml:space="preserve"> и неизменяемую </w:t>
-      </w:r>
-      <w:proofErr w:type="spellStart"/>
-      <w:r>
-        <w:rPr>
-          <w:rFonts w:eastAsia="Times New Roman"/>
-        </w:rPr>
-        <w:t>na</w:t>
-      </w:r>
-      <w:r>
-        <w:rPr>
-          <w:rFonts w:eastAsia="Times New Roman"/>
-          <w:lang w:val="en-US"/>
-        </w:rPr>
-        <w:t>i</w:t>
-      </w:r>
-      <w:r>
-        <w:rPr>
-          <w:rFonts w:eastAsia="Times New Roman"/>
-        </w:rPr>
-        <w:t>ve</w:t>
-      </w:r>
-      <w:proofErr w:type="spellEnd"/>
-      <w:r>
-        <w:rPr>
-          <w:rFonts w:eastAsia="Times New Roman"/>
-        </w:rPr>
-        <w:t xml:space="preserve">-модель в качестве основных методов: в исследованиях утечек данных их MAPE в отдельных случаях превышала 180–250%. При этом </w:t>
-      </w:r>
-      <w:proofErr w:type="spellStart"/>
-      <w:r>
-        <w:rPr>
-          <w:rFonts w:eastAsia="Times New Roman"/>
-        </w:rPr>
-        <w:t>seasonal-na</w:t>
-      </w:r>
-      <w:r>
-        <w:rPr>
-          <w:rFonts w:eastAsia="Times New Roman"/>
-          <w:lang w:val="en-US"/>
-        </w:rPr>
-        <w:t>i</w:t>
-      </w:r>
-      <w:r>
-        <w:rPr>
-          <w:rFonts w:eastAsia="Times New Roman"/>
-        </w:rPr>
-        <w:t>ve</w:t>
-      </w:r>
-      <w:proofErr w:type="spellEnd"/>
-      <w:r>
-        <w:rPr>
-          <w:rFonts w:eastAsia="Times New Roman"/>
-        </w:rPr>
-        <w:t xml:space="preserve"> следует сохранить как контрольную модель, поскольку более сложный метод имеет практический смысл только тогда, когда стабильно превосходит этот базовый прогноз.</w:t>
-      </w:r>
-    </w:p>
-    <w:p>
-      <w:pPr>
-        <w:rPr>
-          <w:rFonts w:eastAsia="Times New Roman"/>
-        </w:rPr>
-      </w:pPr>
-      <w:r>
-        <w:rPr>
-          <w:rFonts w:eastAsia="Times New Roman"/>
-        </w:rPr>
-        <w:t xml:space="preserve">Окончательный выбор </w:t>
-      </w:r>
-      <w:r>
-        <w:rPr>
-          <w:rFonts w:eastAsia="Times New Roman"/>
-        </w:rPr>
-        <w:t xml:space="preserve">моделей прогнозирования будет осуществляться </w:t>
-      </w:r>
-      <w:r>
-        <w:rPr>
-          <w:rFonts w:eastAsia="Times New Roman"/>
-        </w:rPr>
-        <w:t xml:space="preserve">по результатам </w:t>
-      </w:r>
-      <w:proofErr w:type="spellStart"/>
-      <w:r>
-        <w:rPr>
-          <w:rFonts w:eastAsia="Times New Roman"/>
-        </w:rPr>
-        <w:t>rolling-origin</w:t>
-      </w:r>
-      <w:proofErr w:type="spellEnd"/>
-      <w:r>
-        <w:rPr>
-          <w:rFonts w:eastAsia="Times New Roman"/>
-        </w:rPr>
-        <w:t xml:space="preserve"> </w:t>
-      </w:r>
-      <w:proofErr w:type="spellStart"/>
-      <w:r>
-        <w:rPr>
-          <w:rFonts w:eastAsia="Times New Roman"/>
-        </w:rPr>
-        <w:t>validation</w:t>
-      </w:r>
-      <w:proofErr w:type="spellEnd"/>
-      <w:r>
-        <w:rPr>
-          <w:rFonts w:eastAsia="Times New Roman"/>
-        </w:rPr>
-        <w:t xml:space="preserve">, используя одновременно MAE или WMAE и SMAPE, поскольку стандартная MAPE становится нестабильной в неделях с нулевым или очень небольшим числом инцидентов. С учётом особенностей рассматриваемых данных наиболее перспективной последовательностью является сравнение </w:t>
-      </w:r>
-      <w:proofErr w:type="spellStart"/>
-      <w:r>
-        <w:rPr>
-          <w:rFonts w:eastAsia="Times New Roman"/>
-        </w:rPr>
-        <w:t>seasonal-na</w:t>
-      </w:r>
-      <w:r>
-        <w:rPr>
-          <w:rFonts w:eastAsia="Times New Roman"/>
-          <w:lang w:val="en-US"/>
-        </w:rPr>
-        <w:t>i</w:t>
-      </w:r>
-      <w:r>
-        <w:rPr>
-          <w:rFonts w:eastAsia="Times New Roman"/>
-        </w:rPr>
-        <w:t>ve</w:t>
-      </w:r>
-      <w:proofErr w:type="spellEnd"/>
-      <w:r>
-        <w:rPr>
-          <w:rFonts w:eastAsia="Times New Roman"/>
-        </w:rPr>
-        <w:t xml:space="preserve">, SARIMA, </w:t>
-      </w:r>
-      <w:proofErr w:type="spellStart"/>
-      <w:r>
-        <w:rPr>
-          <w:rFonts w:eastAsia="Times New Roman"/>
-        </w:rPr>
-        <w:t>Prophet</w:t>
-      </w:r>
-      <w:proofErr w:type="spellEnd"/>
-      <w:r>
-        <w:rPr>
-          <w:rFonts w:eastAsia="Times New Roman"/>
-        </w:rPr>
-        <w:t>, LSTM и ARIMA-LSTM, при этом основными кандидатами на итоговую модель являются SARIMA и ARIMA-LSTM.</w:t>
+        <w:t>ve, SARIMA, Prophet, LSTM и ARIMA-LSTM, при этом основными кандидатами на итоговую модель являются SARIMA и ARIMA-LSTM.</w:t>
       </w:r>
     </w:p>
     <w:p>
@@ -3973,27 +2181,8 @@
           <w:szCs w:val="28"/>
           <w:lang w:val="en-US"/>
         </w:rPr>
-        <w:t xml:space="preserve">Sehgal R. K., </w:t>
-      </w:r>
-      <w:proofErr w:type="spellStart"/>
-      <w:r>
-        <w:rPr>
-          <w:sz w:val="28"/>
-          <w:szCs w:val="28"/>
-          <w:lang w:val="en-US"/>
-        </w:rPr>
-        <w:t>Matam</w:t>
-      </w:r>
-      <w:proofErr w:type="spellEnd"/>
-      <w:r>
-        <w:rPr>
-          <w:sz w:val="28"/>
-          <w:szCs w:val="28"/>
-          <w:lang w:val="en-US"/>
-        </w:rPr>
-        <w:t xml:space="preserve"> R. CT-EWS: graph-centric early warning for multi-protocol cyber campaigns using long-memory forecasting and explainable attribution. – </w:t>
-      </w:r>
-      <w:proofErr w:type="gramStart"/>
+        <w:t xml:space="preserve">Sehgal R. K., Matam R. CT-EWS: graph-centric early warning for multi-protocol cyber campaigns using long-memory forecasting and explainable attribution. – </w:t>
+      </w:r>
       <w:r>
         <w:rPr>
           <w:sz w:val="28"/>
@@ -4007,16 +2196,7 @@
           <w:szCs w:val="28"/>
           <w:lang w:val="en-US"/>
         </w:rPr>
-        <w:t xml:space="preserve"> :</w:t>
-      </w:r>
-      <w:proofErr w:type="gramEnd"/>
-      <w:r>
-        <w:rPr>
-          <w:sz w:val="28"/>
-          <w:szCs w:val="28"/>
-          <w:lang w:val="en-US"/>
-        </w:rPr>
-        <w:t xml:space="preserve"> </w:t>
+        <w:t xml:space="preserve"> : </w:t>
       </w:r>
       <w:r>
         <w:rPr>
@@ -4101,61 +2281,14 @@
           <w:lang w:val="en-US"/>
         </w:rPr>
       </w:pPr>
-      <w:proofErr w:type="spellStart"/>
-      <w:r>
-        <w:rPr>
-          <w:sz w:val="28"/>
-          <w:szCs w:val="28"/>
-          <w:lang w:val="en-US"/>
-        </w:rPr>
-        <w:t>Zuzčák</w:t>
-      </w:r>
-      <w:proofErr w:type="spellEnd"/>
-      <w:r>
-        <w:rPr>
-          <w:sz w:val="28"/>
-          <w:szCs w:val="28"/>
-          <w:lang w:val="en-US"/>
-        </w:rPr>
-        <w:t xml:space="preserve"> M., </w:t>
-      </w:r>
-      <w:proofErr w:type="spellStart"/>
-      <w:r>
-        <w:rPr>
-          <w:sz w:val="28"/>
-          <w:szCs w:val="28"/>
-          <w:lang w:val="en-US"/>
-        </w:rPr>
-        <w:t>Bujok</w:t>
-      </w:r>
-      <w:proofErr w:type="spellEnd"/>
-      <w:r>
-        <w:rPr>
-          <w:sz w:val="28"/>
-          <w:szCs w:val="28"/>
-          <w:lang w:val="en-US"/>
-        </w:rPr>
-        <w:t xml:space="preserve"> P. Using honeynet data and a time series to predict the number of </w:t>
-      </w:r>
-      <w:proofErr w:type="spellStart"/>
-      <w:r>
-        <w:rPr>
-          <w:sz w:val="28"/>
-          <w:szCs w:val="28"/>
-          <w:lang w:val="en-US"/>
-        </w:rPr>
-        <w:t>cyber attacks</w:t>
-      </w:r>
-      <w:proofErr w:type="spellEnd"/>
-      <w:r>
-        <w:rPr>
-          <w:sz w:val="28"/>
-          <w:szCs w:val="28"/>
-          <w:lang w:val="en-US"/>
-        </w:rPr>
-        <w:t xml:space="preserve">. – </w:t>
-      </w:r>
-      <w:proofErr w:type="gramStart"/>
+      <w:r>
+        <w:rPr>
+          <w:sz w:val="28"/>
+          <w:szCs w:val="28"/>
+          <w:lang w:val="en-US"/>
+        </w:rPr>
+        <w:t xml:space="preserve">Zuzčák M., Bujok P. Using honeynet data and a time series to predict the number of cyber attacks. – </w:t>
+      </w:r>
       <w:r>
         <w:rPr>
           <w:sz w:val="28"/>
@@ -4169,16 +2302,7 @@
           <w:szCs w:val="28"/>
           <w:lang w:val="en-US"/>
         </w:rPr>
-        <w:t xml:space="preserve"> :</w:t>
-      </w:r>
-      <w:proofErr w:type="gramEnd"/>
-      <w:r>
-        <w:rPr>
-          <w:sz w:val="28"/>
-          <w:szCs w:val="28"/>
-          <w:lang w:val="en-US"/>
-        </w:rPr>
-        <w:t xml:space="preserve"> </w:t>
+        <w:t xml:space="preserve"> : </w:t>
       </w:r>
       <w:r>
         <w:rPr>
@@ -4278,79 +2402,14 @@
           <w:lang w:val="en-US"/>
         </w:rPr>
       </w:pPr>
-      <w:proofErr w:type="spellStart"/>
-      <w:r>
-        <w:rPr>
-          <w:sz w:val="28"/>
-          <w:szCs w:val="28"/>
-          <w:lang w:val="en-US"/>
-        </w:rPr>
-        <w:t>Siswanto</w:t>
-      </w:r>
-      <w:proofErr w:type="spellEnd"/>
-      <w:r>
-        <w:rPr>
-          <w:sz w:val="28"/>
-          <w:szCs w:val="28"/>
-          <w:lang w:val="en-US"/>
-        </w:rPr>
-        <w:t xml:space="preserve"> J., </w:t>
-      </w:r>
-      <w:proofErr w:type="spellStart"/>
-      <w:r>
-        <w:rPr>
-          <w:sz w:val="28"/>
-          <w:szCs w:val="28"/>
-          <w:lang w:val="en-US"/>
-        </w:rPr>
-        <w:t>Sembiring</w:t>
-      </w:r>
-      <w:proofErr w:type="spellEnd"/>
-      <w:r>
-        <w:rPr>
-          <w:sz w:val="28"/>
-          <w:szCs w:val="28"/>
-          <w:lang w:val="en-US"/>
-        </w:rPr>
-        <w:t xml:space="preserve"> I., Setiawan A., </w:t>
-      </w:r>
-      <w:proofErr w:type="spellStart"/>
-      <w:r>
-        <w:rPr>
-          <w:sz w:val="28"/>
-          <w:szCs w:val="28"/>
-          <w:lang w:val="en-US"/>
-        </w:rPr>
-        <w:t>Setyawan</w:t>
-      </w:r>
-      <w:proofErr w:type="spellEnd"/>
-      <w:r>
-        <w:rPr>
-          <w:sz w:val="28"/>
-          <w:szCs w:val="28"/>
-          <w:lang w:val="en-US"/>
-        </w:rPr>
-        <w:t xml:space="preserve"> I. Number of Cyber Attacks Predicted </w:t>
-      </w:r>
-      <w:proofErr w:type="gramStart"/>
-      <w:r>
-        <w:rPr>
-          <w:sz w:val="28"/>
-          <w:szCs w:val="28"/>
-          <w:lang w:val="en-US"/>
-        </w:rPr>
-        <w:t>With</w:t>
-      </w:r>
-      <w:proofErr w:type="gramEnd"/>
-      <w:r>
-        <w:rPr>
-          <w:sz w:val="28"/>
-          <w:szCs w:val="28"/>
-          <w:lang w:val="en-US"/>
-        </w:rPr>
-        <w:t xml:space="preserve"> Deep Learning Based LSTM Model. – </w:t>
-      </w:r>
-      <w:proofErr w:type="gramStart"/>
+      <w:r>
+        <w:rPr>
+          <w:sz w:val="28"/>
+          <w:szCs w:val="28"/>
+          <w:lang w:val="en-US"/>
+        </w:rPr>
+        <w:t xml:space="preserve">Siswanto J., Sembiring I., Setiawan A., Setyawan I. Number of Cyber Attacks Predicted With Deep Learning Based LSTM Model. – </w:t>
+      </w:r>
       <w:r>
         <w:rPr>
           <w:sz w:val="28"/>
@@ -4364,16 +2423,7 @@
           <w:szCs w:val="28"/>
           <w:lang w:val="en-US"/>
         </w:rPr>
-        <w:t xml:space="preserve"> :</w:t>
-      </w:r>
-      <w:proofErr w:type="gramEnd"/>
-      <w:r>
-        <w:rPr>
-          <w:sz w:val="28"/>
-          <w:szCs w:val="28"/>
-          <w:lang w:val="en-US"/>
-        </w:rPr>
-        <w:t xml:space="preserve"> </w:t>
+        <w:t xml:space="preserve"> : </w:t>
       </w:r>
       <w:r>
         <w:rPr>
@@ -4388,43 +2438,7 @@
           <w:szCs w:val="28"/>
           <w:lang w:val="en-US"/>
         </w:rPr>
-        <w:t xml:space="preserve"> // JUITA: </w:t>
-      </w:r>
-      <w:proofErr w:type="spellStart"/>
-      <w:r>
-        <w:rPr>
-          <w:sz w:val="28"/>
-          <w:szCs w:val="28"/>
-          <w:lang w:val="en-US"/>
-        </w:rPr>
-        <w:t>Jurnal</w:t>
-      </w:r>
-      <w:proofErr w:type="spellEnd"/>
-      <w:r>
-        <w:rPr>
-          <w:sz w:val="28"/>
-          <w:szCs w:val="28"/>
-          <w:lang w:val="en-US"/>
-        </w:rPr>
-        <w:t xml:space="preserve"> </w:t>
-      </w:r>
-      <w:proofErr w:type="spellStart"/>
-      <w:r>
-        <w:rPr>
-          <w:sz w:val="28"/>
-          <w:szCs w:val="28"/>
-          <w:lang w:val="en-US"/>
-        </w:rPr>
-        <w:t>Informatika</w:t>
-      </w:r>
-      <w:proofErr w:type="spellEnd"/>
-      <w:r>
-        <w:rPr>
-          <w:sz w:val="28"/>
-          <w:szCs w:val="28"/>
-          <w:lang w:val="en-US"/>
-        </w:rPr>
-        <w:t xml:space="preserve">. – 2024. – Vol. 12, № 1. – URL: </w:t>
+        <w:t xml:space="preserve"> // JUITA: Jurnal Informatika. – 2024. – Vol. 12, № 1. – URL: </w:t>
       </w:r>
       <w:hyperlink r:id="rId16" w:history="1">
         <w:r>
@@ -4494,59 +2508,13 @@
           <w:lang w:val="en-US"/>
         </w:rPr>
       </w:pPr>
-      <w:proofErr w:type="spellStart"/>
-      <w:r>
-        <w:rPr>
-          <w:sz w:val="28"/>
-          <w:szCs w:val="28"/>
-          <w:lang w:val="en-US"/>
-        </w:rPr>
-        <w:t>Almahmoud</w:t>
-      </w:r>
-      <w:proofErr w:type="spellEnd"/>
-      <w:r>
-        <w:rPr>
-          <w:sz w:val="28"/>
-          <w:szCs w:val="28"/>
-          <w:lang w:val="en-US"/>
-        </w:rPr>
-        <w:t xml:space="preserve"> Z., </w:t>
-      </w:r>
-      <w:proofErr w:type="spellStart"/>
-      <w:r>
-        <w:rPr>
-          <w:sz w:val="28"/>
-          <w:szCs w:val="28"/>
-          <w:lang w:val="en-US"/>
-        </w:rPr>
-        <w:t>Yoo</w:t>
-      </w:r>
-      <w:proofErr w:type="spellEnd"/>
-      <w:r>
-        <w:rPr>
-          <w:sz w:val="28"/>
-          <w:szCs w:val="28"/>
-          <w:lang w:val="en-US"/>
-        </w:rPr>
-        <w:t xml:space="preserve"> P. D., </w:t>
-      </w:r>
-      <w:proofErr w:type="spellStart"/>
-      <w:r>
-        <w:rPr>
-          <w:sz w:val="28"/>
-          <w:szCs w:val="28"/>
-          <w:lang w:val="en-US"/>
-        </w:rPr>
-        <w:t>Alhussein</w:t>
-      </w:r>
-      <w:proofErr w:type="spellEnd"/>
-      <w:r>
-        <w:rPr>
-          <w:sz w:val="28"/>
-          <w:szCs w:val="28"/>
-          <w:lang w:val="en-US"/>
-        </w:rPr>
-        <w:t xml:space="preserve"> O. [</w:t>
+      <w:r>
+        <w:rPr>
+          <w:sz w:val="28"/>
+          <w:szCs w:val="28"/>
+          <w:lang w:val="en-US"/>
+        </w:rPr>
+        <w:t>Almahmoud Z., Yoo P. D., Alhussein O. [</w:t>
       </w:r>
       <w:r>
         <w:rPr>
@@ -4563,7 +2531,6 @@
         </w:rPr>
         <w:t xml:space="preserve"> </w:t>
       </w:r>
-      <w:proofErr w:type="spellStart"/>
       <w:r>
         <w:rPr>
           <w:sz w:val="28"/>
@@ -4571,7 +2538,6 @@
         </w:rPr>
         <w:t>др</w:t>
       </w:r>
-      <w:proofErr w:type="spellEnd"/>
       <w:r>
         <w:rPr>
           <w:sz w:val="28"/>
@@ -4580,7 +2546,6 @@
         </w:rPr>
         <w:t xml:space="preserve">.]. A holistic and proactive approach to forecasting cyber threats. – </w:t>
       </w:r>
-      <w:proofErr w:type="gramStart"/>
       <w:r>
         <w:rPr>
           <w:sz w:val="28"/>
@@ -4594,16 +2559,7 @@
           <w:szCs w:val="28"/>
           <w:lang w:val="en-US"/>
         </w:rPr>
-        <w:t xml:space="preserve"> :</w:t>
-      </w:r>
-      <w:proofErr w:type="gramEnd"/>
-      <w:r>
-        <w:rPr>
-          <w:sz w:val="28"/>
-          <w:szCs w:val="28"/>
-          <w:lang w:val="en-US"/>
-        </w:rPr>
-        <w:t xml:space="preserve"> </w:t>
+        <w:t xml:space="preserve"> : </w:t>
       </w:r>
       <w:r>
         <w:rPr>
@@ -4688,23 +2644,13 @@
           <w:lang w:val="en-US"/>
         </w:rPr>
       </w:pPr>
-      <w:proofErr w:type="spellStart"/>
-      <w:r>
-        <w:rPr>
-          <w:sz w:val="28"/>
-          <w:szCs w:val="28"/>
-          <w:lang w:val="en-US"/>
-        </w:rPr>
-        <w:t>Ouhssini</w:t>
-      </w:r>
-      <w:proofErr w:type="spellEnd"/>
-      <w:r>
-        <w:rPr>
-          <w:sz w:val="28"/>
-          <w:szCs w:val="28"/>
-          <w:lang w:val="en-US"/>
-        </w:rPr>
-        <w:t xml:space="preserve"> M. [</w:t>
+      <w:r>
+        <w:rPr>
+          <w:sz w:val="28"/>
+          <w:szCs w:val="28"/>
+          <w:lang w:val="en-US"/>
+        </w:rPr>
+        <w:t>Ouhssini M. [</w:t>
       </w:r>
       <w:r>
         <w:rPr>
@@ -4721,7 +2667,6 @@
         </w:rPr>
         <w:t xml:space="preserve"> </w:t>
       </w:r>
-      <w:proofErr w:type="spellStart"/>
       <w:r>
         <w:rPr>
           <w:sz w:val="28"/>
@@ -4729,34 +2674,14 @@
         </w:rPr>
         <w:t>др</w:t>
       </w:r>
-      <w:proofErr w:type="spellEnd"/>
-      <w:r>
-        <w:rPr>
-          <w:sz w:val="28"/>
-          <w:szCs w:val="28"/>
-          <w:lang w:val="en-US"/>
-        </w:rPr>
-        <w:t xml:space="preserve">.]. </w:t>
-      </w:r>
-      <w:proofErr w:type="spellStart"/>
-      <w:r>
-        <w:rPr>
-          <w:sz w:val="28"/>
-          <w:szCs w:val="28"/>
-          <w:lang w:val="en-US"/>
-        </w:rPr>
-        <w:t>DeepDefend</w:t>
-      </w:r>
-      <w:proofErr w:type="spellEnd"/>
-      <w:r>
-        <w:rPr>
-          <w:sz w:val="28"/>
-          <w:szCs w:val="28"/>
-          <w:lang w:val="en-US"/>
-        </w:rPr>
-        <w:t xml:space="preserve">: A comprehensive framework for DDoS attack detection and prevention in cloud computing. – </w:t>
-      </w:r>
-      <w:proofErr w:type="gramStart"/>
+      <w:r>
+        <w:rPr>
+          <w:sz w:val="28"/>
+          <w:szCs w:val="28"/>
+          <w:lang w:val="en-US"/>
+        </w:rPr>
+        <w:t xml:space="preserve">.]. DeepDefend: A comprehensive framework for DDoS attack detection and prevention in cloud computing. – </w:t>
+      </w:r>
       <w:r>
         <w:rPr>
           <w:sz w:val="28"/>
@@ -4770,16 +2695,7 @@
           <w:szCs w:val="28"/>
           <w:lang w:val="en-US"/>
         </w:rPr>
-        <w:t xml:space="preserve"> :</w:t>
-      </w:r>
-      <w:proofErr w:type="gramEnd"/>
-      <w:r>
-        <w:rPr>
-          <w:sz w:val="28"/>
-          <w:szCs w:val="28"/>
-          <w:lang w:val="en-US"/>
-        </w:rPr>
-        <w:t xml:space="preserve"> </w:t>
+        <w:t xml:space="preserve"> : </w:t>
       </w:r>
       <w:r>
         <w:rPr>
@@ -4872,7 +2788,6 @@
         </w:rPr>
         <w:t xml:space="preserve">Hybrid machine learning model for network traffic anomaly detection using time-series forecasting. – </w:t>
       </w:r>
-      <w:proofErr w:type="gramStart"/>
       <w:r>
         <w:rPr>
           <w:sz w:val="28"/>
@@ -4886,16 +2801,7 @@
           <w:szCs w:val="28"/>
           <w:lang w:val="en-US"/>
         </w:rPr>
-        <w:t xml:space="preserve"> :</w:t>
-      </w:r>
-      <w:proofErr w:type="gramEnd"/>
-      <w:r>
-        <w:rPr>
-          <w:sz w:val="28"/>
-          <w:szCs w:val="28"/>
-          <w:lang w:val="en-US"/>
-        </w:rPr>
-        <w:t xml:space="preserve"> </w:t>
+        <w:t xml:space="preserve"> : </w:t>
       </w:r>
       <w:r>
         <w:rPr>
@@ -5003,7 +2909,6 @@
         </w:rPr>
         <w:t xml:space="preserve">Cybersecurity: Time Series Predictive Modeling of Vulnerabilities of Desktop Operating Systems Using Linear and Non-Linear Approach. – </w:t>
       </w:r>
-      <w:proofErr w:type="gramStart"/>
       <w:r>
         <w:rPr>
           <w:sz w:val="28"/>
@@ -5017,16 +2922,7 @@
           <w:szCs w:val="28"/>
           <w:lang w:val="en-US"/>
         </w:rPr>
-        <w:t xml:space="preserve"> :</w:t>
-      </w:r>
-      <w:proofErr w:type="gramEnd"/>
-      <w:r>
-        <w:rPr>
-          <w:sz w:val="28"/>
-          <w:szCs w:val="28"/>
-          <w:lang w:val="en-US"/>
-        </w:rPr>
-        <w:t xml:space="preserve"> </w:t>
+        <w:t xml:space="preserve"> : </w:t>
       </w:r>
       <w:r>
         <w:rPr>
@@ -5117,45 +3013,8 @@
           <w:szCs w:val="28"/>
           <w:lang w:val="en-US"/>
         </w:rPr>
-        <w:t>Morales-</w:t>
-      </w:r>
-      <w:proofErr w:type="spellStart"/>
-      <w:r>
-        <w:rPr>
-          <w:sz w:val="28"/>
-          <w:szCs w:val="28"/>
-          <w:lang w:val="en-US"/>
-        </w:rPr>
-        <w:t>Barrenechea</w:t>
-      </w:r>
-      <w:proofErr w:type="spellEnd"/>
-      <w:r>
-        <w:rPr>
-          <w:sz w:val="28"/>
-          <w:szCs w:val="28"/>
-          <w:lang w:val="en-US"/>
-        </w:rPr>
-        <w:t xml:space="preserve"> M. M., Rodriguez C., </w:t>
-      </w:r>
-      <w:proofErr w:type="spellStart"/>
-      <w:r>
-        <w:rPr>
-          <w:sz w:val="28"/>
-          <w:szCs w:val="28"/>
-          <w:lang w:val="en-US"/>
-        </w:rPr>
-        <w:t>Cancho</w:t>
-      </w:r>
-      <w:proofErr w:type="spellEnd"/>
-      <w:r>
-        <w:rPr>
-          <w:sz w:val="28"/>
-          <w:szCs w:val="28"/>
-          <w:lang w:val="en-US"/>
-        </w:rPr>
-        <w:t xml:space="preserve">-Rodriguez E. D., Navarro R. R. H. Autoregressive integrated moving average-long short-term memory optimized hybrid model for cybercrime forecasting. – </w:t>
-      </w:r>
-      <w:proofErr w:type="gramStart"/>
+        <w:t xml:space="preserve">Morales-Barrenechea M. M., Rodriguez C., Cancho-Rodriguez E. D., Navarro R. R. H. Autoregressive integrated moving average-long short-term memory optimized hybrid model for cybercrime forecasting. – </w:t>
+      </w:r>
       <w:r>
         <w:rPr>
           <w:sz w:val="28"/>
@@ -5169,16 +3028,7 @@
           <w:szCs w:val="28"/>
           <w:lang w:val="en-US"/>
         </w:rPr>
-        <w:t xml:space="preserve"> :</w:t>
-      </w:r>
-      <w:proofErr w:type="gramEnd"/>
-      <w:r>
-        <w:rPr>
-          <w:sz w:val="28"/>
-          <w:szCs w:val="28"/>
-          <w:lang w:val="en-US"/>
-        </w:rPr>
-        <w:t xml:space="preserve"> </w:t>
+        <w:t xml:space="preserve"> : </w:t>
       </w:r>
       <w:r>
         <w:rPr>
@@ -5280,7 +3130,6 @@
         </w:rPr>
         <w:t xml:space="preserve">Malware in the future? Forecasting of analyst detection of cyber events. – </w:t>
       </w:r>
-      <w:proofErr w:type="gramStart"/>
       <w:r>
         <w:rPr>
           <w:sz w:val="28"/>
@@ -5294,16 +3143,7 @@
           <w:szCs w:val="28"/>
           <w:lang w:val="en-US"/>
         </w:rPr>
-        <w:t xml:space="preserve"> :</w:t>
-      </w:r>
-      <w:proofErr w:type="gramEnd"/>
-      <w:r>
-        <w:rPr>
-          <w:sz w:val="28"/>
-          <w:szCs w:val="28"/>
-          <w:lang w:val="en-US"/>
-        </w:rPr>
-        <w:t xml:space="preserve"> </w:t>
+        <w:t xml:space="preserve"> : </w:t>
       </w:r>
       <w:r>
         <w:rPr>
@@ -5396,7 +3236,6 @@
         </w:rPr>
         <w:t xml:space="preserve">Nkrumah M. A. Time Series Forecasting of Data Breach Incidents: A Risk Assessment Approach Across Industry Sectors. – </w:t>
       </w:r>
-      <w:proofErr w:type="gramStart"/>
       <w:r>
         <w:rPr>
           <w:sz w:val="28"/>
@@ -5410,16 +3249,7 @@
           <w:szCs w:val="28"/>
           <w:lang w:val="en-US"/>
         </w:rPr>
-        <w:t xml:space="preserve"> :</w:t>
-      </w:r>
-      <w:proofErr w:type="gramEnd"/>
-      <w:r>
-        <w:rPr>
-          <w:sz w:val="28"/>
-          <w:szCs w:val="28"/>
-          <w:lang w:val="en-US"/>
-        </w:rPr>
-        <w:t xml:space="preserve"> </w:t>
+        <w:t xml:space="preserve"> : </w:t>
       </w:r>
       <w:r>
         <w:rPr>
@@ -5519,43 +3349,14 @@
           <w:lang w:val="en-US"/>
         </w:rPr>
       </w:pPr>
-      <w:proofErr w:type="spellStart"/>
-      <w:r>
-        <w:rPr>
-          <w:sz w:val="28"/>
-          <w:szCs w:val="28"/>
-          <w:lang w:val="en-US"/>
-        </w:rPr>
-        <w:t>Roumani</w:t>
-      </w:r>
-      <w:proofErr w:type="spellEnd"/>
-      <w:r>
-        <w:rPr>
-          <w:sz w:val="28"/>
-          <w:szCs w:val="28"/>
-          <w:lang w:val="en-US"/>
-        </w:rPr>
-        <w:t xml:space="preserve"> Y., </w:t>
-      </w:r>
-      <w:proofErr w:type="spellStart"/>
-      <w:r>
-        <w:rPr>
-          <w:sz w:val="28"/>
-          <w:szCs w:val="28"/>
-          <w:lang w:val="en-US"/>
-        </w:rPr>
-        <w:t>Roumani</w:t>
-      </w:r>
-      <w:proofErr w:type="spellEnd"/>
-      <w:r>
-        <w:rPr>
-          <w:sz w:val="28"/>
-          <w:szCs w:val="28"/>
-          <w:lang w:val="en-US"/>
-        </w:rPr>
-        <w:t xml:space="preserve"> Y. F. Predicting Ransomware Incidents with Time-Series Modeling. – </w:t>
-      </w:r>
-      <w:proofErr w:type="gramStart"/>
+      <w:r>
+        <w:rPr>
+          <w:sz w:val="28"/>
+          <w:szCs w:val="28"/>
+          <w:lang w:val="en-US"/>
+        </w:rPr>
+        <w:t xml:space="preserve">Roumani Y., Roumani Y. F. Predicting Ransomware Incidents with Time-Series Modeling. – </w:t>
+      </w:r>
       <w:r>
         <w:rPr>
           <w:sz w:val="28"/>
@@ -5569,16 +3370,7 @@
           <w:szCs w:val="28"/>
           <w:lang w:val="en-US"/>
         </w:rPr>
-        <w:t xml:space="preserve"> :</w:t>
-      </w:r>
-      <w:proofErr w:type="gramEnd"/>
-      <w:r>
-        <w:rPr>
-          <w:sz w:val="28"/>
-          <w:szCs w:val="28"/>
-          <w:lang w:val="en-US"/>
-        </w:rPr>
-        <w:t xml:space="preserve"> </w:t>
+        <w:t xml:space="preserve"> : </w:t>
       </w:r>
       <w:r>
         <w:rPr>
@@ -5663,61 +3455,14 @@
           <w:lang w:val="en-US"/>
         </w:rPr>
       </w:pPr>
-      <w:proofErr w:type="spellStart"/>
-      <w:r>
-        <w:rPr>
-          <w:sz w:val="28"/>
-          <w:szCs w:val="28"/>
-          <w:lang w:val="en-US"/>
-        </w:rPr>
-        <w:t>Platanias</w:t>
-      </w:r>
-      <w:proofErr w:type="spellEnd"/>
-      <w:r>
-        <w:rPr>
-          <w:sz w:val="28"/>
-          <w:szCs w:val="28"/>
-          <w:lang w:val="en-US"/>
-        </w:rPr>
-        <w:t xml:space="preserve"> P. DDoS Detection Using Time-Series </w:t>
-      </w:r>
-      <w:proofErr w:type="gramStart"/>
-      <w:r>
-        <w:rPr>
-          <w:sz w:val="28"/>
-          <w:szCs w:val="28"/>
-          <w:lang w:val="en-US"/>
-        </w:rPr>
-        <w:t>Analysis :</w:t>
-      </w:r>
-      <w:proofErr w:type="gramEnd"/>
-      <w:r>
-        <w:rPr>
-          <w:sz w:val="28"/>
-          <w:szCs w:val="28"/>
-          <w:lang w:val="en-US"/>
-        </w:rPr>
-        <w:t xml:space="preserve"> master’s thesis. – </w:t>
-      </w:r>
-      <w:proofErr w:type="gramStart"/>
-      <w:r>
-        <w:rPr>
-          <w:sz w:val="28"/>
-          <w:szCs w:val="28"/>
-          <w:lang w:val="en-US"/>
-        </w:rPr>
-        <w:t>Leiden :</w:t>
-      </w:r>
-      <w:proofErr w:type="gramEnd"/>
-      <w:r>
-        <w:rPr>
-          <w:sz w:val="28"/>
-          <w:szCs w:val="28"/>
-          <w:lang w:val="en-US"/>
-        </w:rPr>
-        <w:t xml:space="preserve"> Leiden University, 2016. – 60 p. – </w:t>
-      </w:r>
-      <w:proofErr w:type="gramStart"/>
+      <w:r>
+        <w:rPr>
+          <w:sz w:val="28"/>
+          <w:szCs w:val="28"/>
+          <w:lang w:val="en-US"/>
+        </w:rPr>
+        <w:t xml:space="preserve">Platanias P. DDoS Detection Using Time-Series Analysis : master’s thesis. – Leiden : Leiden University, 2016. – 60 p. – </w:t>
+      </w:r>
       <w:r>
         <w:rPr>
           <w:sz w:val="28"/>
@@ -5731,16 +3476,7 @@
           <w:szCs w:val="28"/>
           <w:lang w:val="en-US"/>
         </w:rPr>
-        <w:t xml:space="preserve"> :</w:t>
-      </w:r>
-      <w:proofErr w:type="gramEnd"/>
-      <w:r>
-        <w:rPr>
-          <w:sz w:val="28"/>
-          <w:szCs w:val="28"/>
-          <w:lang w:val="en-US"/>
-        </w:rPr>
-        <w:t xml:space="preserve"> </w:t>
+        <w:t xml:space="preserve"> : </w:t>
       </w:r>
       <w:r>
         <w:rPr>
@@ -5831,27 +3567,8 @@
           <w:szCs w:val="28"/>
           <w:lang w:val="en-US"/>
         </w:rPr>
-        <w:t xml:space="preserve">Fang X., Xu M., Xu S., Zhao P. A deep learning framework for predicting </w:t>
-      </w:r>
-      <w:proofErr w:type="spellStart"/>
-      <w:r>
-        <w:rPr>
-          <w:sz w:val="28"/>
-          <w:szCs w:val="28"/>
-          <w:lang w:val="en-US"/>
-        </w:rPr>
-        <w:t>cyber attack</w:t>
-      </w:r>
-      <w:proofErr w:type="spellEnd"/>
-      <w:r>
-        <w:rPr>
-          <w:sz w:val="28"/>
-          <w:szCs w:val="28"/>
-          <w:lang w:val="en-US"/>
-        </w:rPr>
-        <w:t xml:space="preserve"> rates. – </w:t>
-      </w:r>
-      <w:proofErr w:type="gramStart"/>
+        <w:t xml:space="preserve">Fang X., Xu M., Xu S., Zhao P. A deep learning framework for predicting cyber attack rates. – </w:t>
+      </w:r>
       <w:r>
         <w:rPr>
           <w:sz w:val="28"/>
@@ -5865,16 +3582,7 @@
           <w:szCs w:val="28"/>
           <w:lang w:val="en-US"/>
         </w:rPr>
-        <w:t xml:space="preserve"> :</w:t>
-      </w:r>
-      <w:proofErr w:type="gramEnd"/>
-      <w:r>
-        <w:rPr>
-          <w:sz w:val="28"/>
-          <w:szCs w:val="28"/>
-          <w:lang w:val="en-US"/>
-        </w:rPr>
-        <w:t xml:space="preserve"> </w:t>
+        <w:t xml:space="preserve"> : </w:t>
       </w:r>
       <w:r>
         <w:rPr>
@@ -5967,7 +3675,6 @@
         </w:rPr>
         <w:t xml:space="preserve">Zhan Z., Xu M., Xu S. Predicting Cyber Attack Rates with Extreme Values. – </w:t>
       </w:r>
-      <w:proofErr w:type="gramStart"/>
       <w:r>
         <w:rPr>
           <w:sz w:val="28"/>
@@ -5981,16 +3688,7 @@
           <w:szCs w:val="28"/>
           <w:lang w:val="en-US"/>
         </w:rPr>
-        <w:t xml:space="preserve"> :</w:t>
-      </w:r>
-      <w:proofErr w:type="gramEnd"/>
-      <w:r>
-        <w:rPr>
-          <w:sz w:val="28"/>
-          <w:szCs w:val="28"/>
-          <w:lang w:val="en-US"/>
-        </w:rPr>
-        <w:t xml:space="preserve"> </w:t>
+        <w:t xml:space="preserve"> : </w:t>
       </w:r>
       <w:r>
         <w:rPr>
@@ -6099,7 +3797,6 @@
         <w:lastRenderedPageBreak/>
         <w:t xml:space="preserve">Leverett É., Rhode M., Wedgbury A. Vulnerability Forecasting: In Theory and Practice. – </w:t>
       </w:r>
-      <w:proofErr w:type="gramStart"/>
       <w:r>
         <w:rPr>
           <w:sz w:val="28"/>
@@ -6113,16 +3810,7 @@
           <w:szCs w:val="28"/>
           <w:lang w:val="en-US"/>
         </w:rPr>
-        <w:t xml:space="preserve"> :</w:t>
-      </w:r>
-      <w:proofErr w:type="gramEnd"/>
-      <w:r>
-        <w:rPr>
-          <w:sz w:val="28"/>
-          <w:szCs w:val="28"/>
-          <w:lang w:val="en-US"/>
-        </w:rPr>
-        <w:t xml:space="preserve"> </w:t>
+        <w:t xml:space="preserve"> : </w:t>
       </w:r>
       <w:r>
         <w:rPr>
@@ -6137,25 +3825,7 @@
           <w:szCs w:val="28"/>
           <w:lang w:val="en-US"/>
         </w:rPr>
-        <w:t xml:space="preserve"> // </w:t>
-      </w:r>
-      <w:proofErr w:type="spellStart"/>
-      <w:r>
-        <w:rPr>
-          <w:sz w:val="28"/>
-          <w:szCs w:val="28"/>
-          <w:lang w:val="en-US"/>
-        </w:rPr>
-        <w:t>arXiv</w:t>
-      </w:r>
-      <w:proofErr w:type="spellEnd"/>
-      <w:r>
-        <w:rPr>
-          <w:sz w:val="28"/>
-          <w:szCs w:val="28"/>
-          <w:lang w:val="en-US"/>
-        </w:rPr>
-        <w:t xml:space="preserve">. – 2020. – arXiv:2012.03814. – URL: </w:t>
+        <w:t xml:space="preserve"> // arXiv. – 2020. – arXiv:2012.03814. – URL: </w:t>
       </w:r>
       <w:hyperlink r:id="rId28" w:history="1">
         <w:r>
@@ -6225,43 +3895,14 @@
           <w:lang w:val="en-US"/>
         </w:rPr>
       </w:pPr>
-      <w:proofErr w:type="spellStart"/>
-      <w:r>
-        <w:rPr>
-          <w:sz w:val="28"/>
-          <w:szCs w:val="28"/>
-          <w:lang w:val="en-US"/>
-        </w:rPr>
-        <w:t>Sahin</w:t>
-      </w:r>
-      <w:proofErr w:type="spellEnd"/>
-      <w:r>
-        <w:rPr>
-          <w:sz w:val="28"/>
-          <w:szCs w:val="28"/>
-          <w:lang w:val="en-US"/>
-        </w:rPr>
-        <w:t xml:space="preserve"> S. E., </w:t>
-      </w:r>
-      <w:proofErr w:type="spellStart"/>
-      <w:r>
-        <w:rPr>
-          <w:sz w:val="28"/>
-          <w:szCs w:val="28"/>
-          <w:lang w:val="en-US"/>
-        </w:rPr>
-        <w:t>Tosun</w:t>
-      </w:r>
-      <w:proofErr w:type="spellEnd"/>
-      <w:r>
-        <w:rPr>
-          <w:sz w:val="28"/>
-          <w:szCs w:val="28"/>
-          <w:lang w:val="en-US"/>
-        </w:rPr>
-        <w:t xml:space="preserve"> A. A conceptual replication on predicting the severity of software vulnerabilities. – </w:t>
-      </w:r>
-      <w:proofErr w:type="gramStart"/>
+      <w:r>
+        <w:rPr>
+          <w:sz w:val="28"/>
+          <w:szCs w:val="28"/>
+          <w:lang w:val="en-US"/>
+        </w:rPr>
+        <w:t xml:space="preserve">Sahin S. E., Tosun A. A conceptual replication on predicting the severity of software vulnerabilities. – </w:t>
+      </w:r>
       <w:r>
         <w:rPr>
           <w:sz w:val="28"/>
@@ -6275,16 +3916,7 @@
           <w:szCs w:val="28"/>
           <w:lang w:val="en-US"/>
         </w:rPr>
-        <w:t xml:space="preserve"> :</w:t>
-      </w:r>
-      <w:proofErr w:type="gramEnd"/>
-      <w:r>
-        <w:rPr>
-          <w:sz w:val="28"/>
-          <w:szCs w:val="28"/>
-          <w:lang w:val="en-US"/>
-        </w:rPr>
-        <w:t xml:space="preserve"> </w:t>
+        <w:t xml:space="preserve"> : </w:t>
       </w:r>
       <w:r>
         <w:rPr>
@@ -6384,43 +4016,14 @@
           <w:lang w:val="en-US"/>
         </w:rPr>
       </w:pPr>
-      <w:proofErr w:type="spellStart"/>
-      <w:r>
-        <w:rPr>
-          <w:sz w:val="28"/>
-          <w:szCs w:val="28"/>
-          <w:lang w:val="en-US"/>
-        </w:rPr>
-        <w:t>Haq</w:t>
-      </w:r>
-      <w:proofErr w:type="spellEnd"/>
-      <w:r>
-        <w:rPr>
-          <w:sz w:val="28"/>
-          <w:szCs w:val="28"/>
-          <w:lang w:val="en-US"/>
-        </w:rPr>
-        <w:t xml:space="preserve"> M. A. </w:t>
-      </w:r>
-      <w:proofErr w:type="spellStart"/>
-      <w:r>
-        <w:rPr>
-          <w:sz w:val="28"/>
-          <w:szCs w:val="28"/>
-          <w:lang w:val="en-US"/>
-        </w:rPr>
-        <w:t>DBoTPM</w:t>
-      </w:r>
-      <w:proofErr w:type="spellEnd"/>
-      <w:r>
-        <w:rPr>
-          <w:sz w:val="28"/>
-          <w:szCs w:val="28"/>
-          <w:lang w:val="en-US"/>
-        </w:rPr>
-        <w:t xml:space="preserve">: A Deep Neural Network-Based Botnet Prediction Model. – </w:t>
-      </w:r>
-      <w:proofErr w:type="gramStart"/>
+      <w:r>
+        <w:rPr>
+          <w:sz w:val="28"/>
+          <w:szCs w:val="28"/>
+          <w:lang w:val="en-US"/>
+        </w:rPr>
+        <w:t xml:space="preserve">Haq M. A. DBoTPM: A Deep Neural Network-Based Botnet Prediction Model. – </w:t>
+      </w:r>
       <w:r>
         <w:rPr>
           <w:sz w:val="28"/>
@@ -6434,16 +4037,7 @@
           <w:szCs w:val="28"/>
           <w:lang w:val="en-US"/>
         </w:rPr>
-        <w:t xml:space="preserve"> :</w:t>
-      </w:r>
-      <w:proofErr w:type="gramEnd"/>
-      <w:r>
-        <w:rPr>
-          <w:sz w:val="28"/>
-          <w:szCs w:val="28"/>
-          <w:lang w:val="en-US"/>
-        </w:rPr>
-        <w:t xml:space="preserve"> </w:t>
+        <w:t xml:space="preserve"> : </w:t>
       </w:r>
       <w:r>
         <w:rPr>
@@ -6528,49 +4122,21 @@
           <w:lang w:val="en-US"/>
         </w:rPr>
       </w:pPr>
-      <w:proofErr w:type="spellStart"/>
-      <w:r>
-        <w:rPr>
-          <w:sz w:val="28"/>
-          <w:szCs w:val="28"/>
-        </w:rPr>
-        <w:t>Mulla</w:t>
-      </w:r>
-      <w:proofErr w:type="spellEnd"/>
-      <w:r>
-        <w:rPr>
-          <w:sz w:val="28"/>
-          <w:szCs w:val="28"/>
-        </w:rPr>
-        <w:t xml:space="preserve"> S. M. [и др.]. </w:t>
-      </w:r>
-      <w:r>
-        <w:rPr>
-          <w:sz w:val="28"/>
-          <w:szCs w:val="28"/>
-          <w:lang w:val="en-US"/>
-        </w:rPr>
-        <w:t xml:space="preserve">Predictive Insights </w:t>
-      </w:r>
-      <w:proofErr w:type="gramStart"/>
-      <w:r>
-        <w:rPr>
-          <w:sz w:val="28"/>
-          <w:szCs w:val="28"/>
-          <w:lang w:val="en-US"/>
-        </w:rPr>
-        <w:t>Into</w:t>
-      </w:r>
-      <w:proofErr w:type="gramEnd"/>
-      <w:r>
-        <w:rPr>
-          <w:sz w:val="28"/>
-          <w:szCs w:val="28"/>
-          <w:lang w:val="en-US"/>
-        </w:rPr>
-        <w:t xml:space="preserve"> Healthcare Data Breaches: A Time Series Forecasting Approach. – </w:t>
-      </w:r>
-      <w:proofErr w:type="gramStart"/>
+      <w:r>
+        <w:rPr>
+          <w:sz w:val="28"/>
+          <w:szCs w:val="28"/>
+        </w:rPr>
+        <w:t xml:space="preserve">Mulla S. M. [и др.]. </w:t>
+      </w:r>
+      <w:r>
+        <w:rPr>
+          <w:sz w:val="28"/>
+          <w:szCs w:val="28"/>
+          <w:lang w:val="en-US"/>
+        </w:rPr>
+        <w:t xml:space="preserve">Predictive Insights Into Healthcare Data Breaches: A Time Series Forecasting Approach. – </w:t>
+      </w:r>
       <w:r>
         <w:rPr>
           <w:sz w:val="28"/>
@@ -6584,16 +4150,7 @@
           <w:szCs w:val="28"/>
           <w:lang w:val="en-US"/>
         </w:rPr>
-        <w:t xml:space="preserve"> :</w:t>
-      </w:r>
-      <w:proofErr w:type="gramEnd"/>
-      <w:r>
-        <w:rPr>
-          <w:sz w:val="28"/>
-          <w:szCs w:val="28"/>
-          <w:lang w:val="en-US"/>
-        </w:rPr>
-        <w:t xml:space="preserve"> </w:t>
+        <w:t xml:space="preserve"> : </w:t>
       </w:r>
       <w:r>
         <w:rPr>
@@ -6678,43 +4235,14 @@
           <w:lang w:val="en-US"/>
         </w:rPr>
       </w:pPr>
-      <w:proofErr w:type="spellStart"/>
-      <w:r>
-        <w:rPr>
-          <w:sz w:val="28"/>
-          <w:szCs w:val="28"/>
-          <w:lang w:val="en-US"/>
-        </w:rPr>
-        <w:t>Ghadi</w:t>
-      </w:r>
-      <w:proofErr w:type="spellEnd"/>
-      <w:r>
-        <w:rPr>
-          <w:sz w:val="28"/>
-          <w:szCs w:val="28"/>
-          <w:lang w:val="en-US"/>
-        </w:rPr>
-        <w:t xml:space="preserve"> D. M., Al-</w:t>
-      </w:r>
-      <w:proofErr w:type="spellStart"/>
-      <w:r>
-        <w:rPr>
-          <w:sz w:val="28"/>
-          <w:szCs w:val="28"/>
-          <w:lang w:val="en-US"/>
-        </w:rPr>
-        <w:t>Sarray</w:t>
-      </w:r>
-      <w:proofErr w:type="spellEnd"/>
-      <w:r>
-        <w:rPr>
-          <w:sz w:val="28"/>
-          <w:szCs w:val="28"/>
-          <w:lang w:val="en-US"/>
-        </w:rPr>
-        <w:t xml:space="preserve"> B. Prediction and Anomaly Detection Framework Using Graph Density Time Series for Cyber Network Data. – </w:t>
-      </w:r>
-      <w:proofErr w:type="gramStart"/>
+      <w:r>
+        <w:rPr>
+          <w:sz w:val="28"/>
+          <w:szCs w:val="28"/>
+          <w:lang w:val="en-US"/>
+        </w:rPr>
+        <w:t xml:space="preserve">Ghadi D. M., Al-Sarray B. Prediction and Anomaly Detection Framework Using Graph Density Time Series for Cyber Network Data. – </w:t>
+      </w:r>
       <w:r>
         <w:rPr>
           <w:sz w:val="28"/>
@@ -6728,16 +4256,7 @@
           <w:szCs w:val="28"/>
           <w:lang w:val="en-US"/>
         </w:rPr>
-        <w:t xml:space="preserve"> :</w:t>
-      </w:r>
-      <w:proofErr w:type="gramEnd"/>
-      <w:r>
-        <w:rPr>
-          <w:sz w:val="28"/>
-          <w:szCs w:val="28"/>
-          <w:lang w:val="en-US"/>
-        </w:rPr>
-        <w:t xml:space="preserve"> </w:t>
+        <w:t xml:space="preserve"> : </w:t>
       </w:r>
       <w:r>
         <w:rPr>
@@ -6845,7 +4364,6 @@
         </w:rPr>
         <w:t xml:space="preserve">Modeling multivariate cyber risks: deep learning dating extreme value theory. – </w:t>
       </w:r>
-      <w:proofErr w:type="gramStart"/>
       <w:r>
         <w:rPr>
           <w:sz w:val="28"/>
@@ -6859,16 +4377,7 @@
           <w:szCs w:val="28"/>
           <w:lang w:val="en-US"/>
         </w:rPr>
-        <w:t xml:space="preserve"> :</w:t>
-      </w:r>
-      <w:proofErr w:type="gramEnd"/>
-      <w:r>
-        <w:rPr>
-          <w:sz w:val="28"/>
-          <w:szCs w:val="28"/>
-          <w:lang w:val="en-US"/>
-        </w:rPr>
-        <w:t xml:space="preserve"> </w:t>
+        <w:t xml:space="preserve"> : </w:t>
       </w:r>
       <w:r>
         <w:rPr>
@@ -6968,61 +4477,14 @@
           <w:lang w:val="en-US"/>
         </w:rPr>
       </w:pPr>
-      <w:proofErr w:type="spellStart"/>
-      <w:r>
-        <w:rPr>
-          <w:sz w:val="28"/>
-          <w:szCs w:val="28"/>
-          <w:lang w:val="en-US"/>
-        </w:rPr>
-        <w:t>Räni</w:t>
-      </w:r>
-      <w:proofErr w:type="spellEnd"/>
-      <w:r>
-        <w:rPr>
-          <w:sz w:val="28"/>
-          <w:szCs w:val="28"/>
-          <w:lang w:val="en-US"/>
-        </w:rPr>
-        <w:t xml:space="preserve"> E. Prediction Model for Tendencies in </w:t>
-      </w:r>
-      <w:proofErr w:type="gramStart"/>
-      <w:r>
-        <w:rPr>
-          <w:sz w:val="28"/>
-          <w:szCs w:val="28"/>
-          <w:lang w:val="en-US"/>
-        </w:rPr>
-        <w:t>Cybersecurity :</w:t>
-      </w:r>
-      <w:proofErr w:type="gramEnd"/>
-      <w:r>
-        <w:rPr>
-          <w:sz w:val="28"/>
-          <w:szCs w:val="28"/>
-          <w:lang w:val="en-US"/>
-        </w:rPr>
-        <w:t xml:space="preserve"> master’s thesis. – </w:t>
-      </w:r>
-      <w:proofErr w:type="gramStart"/>
-      <w:r>
-        <w:rPr>
-          <w:sz w:val="28"/>
-          <w:szCs w:val="28"/>
-          <w:lang w:val="en-US"/>
-        </w:rPr>
-        <w:t>Tartu :</w:t>
-      </w:r>
-      <w:proofErr w:type="gramEnd"/>
-      <w:r>
-        <w:rPr>
-          <w:sz w:val="28"/>
-          <w:szCs w:val="28"/>
-          <w:lang w:val="en-US"/>
-        </w:rPr>
-        <w:t xml:space="preserve"> University of Tartu, 2018. – </w:t>
-      </w:r>
-      <w:proofErr w:type="gramStart"/>
+      <w:r>
+        <w:rPr>
+          <w:sz w:val="28"/>
+          <w:szCs w:val="28"/>
+          <w:lang w:val="en-US"/>
+        </w:rPr>
+        <w:t xml:space="preserve">Räni E. Prediction Model for Tendencies in Cybersecurity : master’s thesis. – Tartu : University of Tartu, 2018. – </w:t>
+      </w:r>
       <w:r>
         <w:rPr>
           <w:sz w:val="28"/>
@@ -7036,16 +4498,7 @@
           <w:szCs w:val="28"/>
           <w:lang w:val="en-US"/>
         </w:rPr>
-        <w:t xml:space="preserve"> :</w:t>
-      </w:r>
-      <w:proofErr w:type="gramEnd"/>
-      <w:r>
-        <w:rPr>
-          <w:sz w:val="28"/>
-          <w:szCs w:val="28"/>
-          <w:lang w:val="en-US"/>
-        </w:rPr>
-        <w:t xml:space="preserve"> </w:t>
+        <w:t xml:space="preserve"> : </w:t>
       </w:r>
       <w:r>
         <w:rPr>
@@ -7139,7 +4592,6 @@
         <w:lastRenderedPageBreak/>
         <w:t xml:space="preserve">Network Traffic Prediction Based on Diffusion Convolutional Recurrent Neural Networks. – </w:t>
       </w:r>
-      <w:proofErr w:type="gramStart"/>
       <w:r>
         <w:rPr>
           <w:sz w:val="28"/>
@@ -7153,16 +4605,7 @@
           <w:szCs w:val="28"/>
           <w:lang w:val="en-US"/>
         </w:rPr>
-        <w:t xml:space="preserve"> :</w:t>
-      </w:r>
-      <w:proofErr w:type="gramEnd"/>
-      <w:r>
-        <w:rPr>
-          <w:sz w:val="28"/>
-          <w:szCs w:val="28"/>
-          <w:lang w:val="en-US"/>
-        </w:rPr>
-        <w:t xml:space="preserve"> </w:t>
+        <w:t xml:space="preserve"> : </w:t>
       </w:r>
       <w:r>
         <w:rPr>
@@ -7247,25 +4690,14 @@
           <w:lang w:val="en-US"/>
         </w:rPr>
       </w:pPr>
-      <w:proofErr w:type="spellStart"/>
-      <w:r>
-        <w:rPr>
-          <w:sz w:val="28"/>
-          <w:szCs w:val="28"/>
-          <w:lang w:val="en-US"/>
-        </w:rPr>
-        <w:t>Saha</w:t>
-      </w:r>
-      <w:proofErr w:type="spellEnd"/>
-      <w:r>
-        <w:rPr>
-          <w:sz w:val="28"/>
-          <w:szCs w:val="28"/>
-          <w:lang w:val="en-US"/>
-        </w:rPr>
-        <w:t xml:space="preserve"> S., Haque A., Sidebottom G. An Empirical Study on Internet Traffic Prediction Using Statistical Rolling Model. – </w:t>
-      </w:r>
-      <w:proofErr w:type="gramStart"/>
+      <w:r>
+        <w:rPr>
+          <w:sz w:val="28"/>
+          <w:szCs w:val="28"/>
+          <w:lang w:val="en-US"/>
+        </w:rPr>
+        <w:t xml:space="preserve">Saha S., Haque A., Sidebottom G. An Empirical Study on Internet Traffic Prediction Using Statistical Rolling Model. – </w:t>
+      </w:r>
       <w:r>
         <w:rPr>
           <w:sz w:val="28"/>
@@ -7279,16 +4711,7 @@
           <w:szCs w:val="28"/>
           <w:lang w:val="en-US"/>
         </w:rPr>
-        <w:t xml:space="preserve"> :</w:t>
-      </w:r>
-      <w:proofErr w:type="gramEnd"/>
-      <w:r>
-        <w:rPr>
-          <w:sz w:val="28"/>
-          <w:szCs w:val="28"/>
-          <w:lang w:val="en-US"/>
-        </w:rPr>
-        <w:t xml:space="preserve"> </w:t>
+        <w:t xml:space="preserve"> : </w:t>
       </w:r>
       <w:r>
         <w:rPr>
@@ -7303,25 +4726,7 @@
           <w:szCs w:val="28"/>
           <w:lang w:val="en-US"/>
         </w:rPr>
-        <w:t xml:space="preserve"> // </w:t>
-      </w:r>
-      <w:proofErr w:type="spellStart"/>
-      <w:r>
-        <w:rPr>
-          <w:sz w:val="28"/>
-          <w:szCs w:val="28"/>
-          <w:lang w:val="en-US"/>
-        </w:rPr>
-        <w:t>arXiv</w:t>
-      </w:r>
-      <w:proofErr w:type="spellEnd"/>
-      <w:r>
-        <w:rPr>
-          <w:sz w:val="28"/>
-          <w:szCs w:val="28"/>
-          <w:lang w:val="en-US"/>
-        </w:rPr>
-        <w:t xml:space="preserve">. – 2022. – arXiv:2205.01590. – URL: </w:t>
+        <w:t xml:space="preserve"> // arXiv. – 2022. – arXiv:2205.01590. – URL: </w:t>
       </w:r>
       <w:hyperlink r:id="rId36" w:history="1">
         <w:r>
@@ -7391,25 +4796,14 @@
           <w:lang w:val="en-US"/>
         </w:rPr>
       </w:pPr>
-      <w:proofErr w:type="spellStart"/>
-      <w:r>
-        <w:rPr>
-          <w:sz w:val="28"/>
-          <w:szCs w:val="28"/>
-          <w:lang w:val="en-US"/>
-        </w:rPr>
-        <w:t>Saha</w:t>
-      </w:r>
-      <w:proofErr w:type="spellEnd"/>
-      <w:r>
-        <w:rPr>
-          <w:sz w:val="28"/>
-          <w:szCs w:val="28"/>
-          <w:lang w:val="en-US"/>
-        </w:rPr>
-        <w:t xml:space="preserve"> S., Haque A., Sidebottom G. Overcoming data limitations in internet traffic forecasting: LSTM models with transfer learning and wavelet augmentation. – </w:t>
-      </w:r>
-      <w:proofErr w:type="gramStart"/>
+      <w:r>
+        <w:rPr>
+          <w:sz w:val="28"/>
+          <w:szCs w:val="28"/>
+          <w:lang w:val="en-US"/>
+        </w:rPr>
+        <w:t xml:space="preserve">Saha S., Haque A., Sidebottom G. Overcoming data limitations in internet traffic forecasting: LSTM models with transfer learning and wavelet augmentation. – </w:t>
+      </w:r>
       <w:r>
         <w:rPr>
           <w:sz w:val="28"/>
@@ -7423,16 +4817,7 @@
           <w:szCs w:val="28"/>
           <w:lang w:val="en-US"/>
         </w:rPr>
-        <w:t xml:space="preserve"> :</w:t>
-      </w:r>
-      <w:proofErr w:type="gramEnd"/>
-      <w:r>
-        <w:rPr>
-          <w:sz w:val="28"/>
-          <w:szCs w:val="28"/>
-          <w:lang w:val="en-US"/>
-        </w:rPr>
-        <w:t xml:space="preserve"> </w:t>
+        <w:t xml:space="preserve"> : </w:t>
       </w:r>
       <w:r>
         <w:rPr>
@@ -7525,7 +4910,6 @@
         </w:rPr>
         <w:t xml:space="preserve">Multi-Step Internet Traffic Forecasting Models with Variable Forecast Horizons for Proactive Network Management. – </w:t>
       </w:r>
-      <w:proofErr w:type="gramStart"/>
       <w:r>
         <w:rPr>
           <w:sz w:val="28"/>
@@ -7539,16 +4923,7 @@
           <w:szCs w:val="28"/>
           <w:lang w:val="en-US"/>
         </w:rPr>
-        <w:t xml:space="preserve"> :</w:t>
-      </w:r>
-      <w:proofErr w:type="gramEnd"/>
-      <w:r>
-        <w:rPr>
-          <w:sz w:val="28"/>
-          <w:szCs w:val="28"/>
-          <w:lang w:val="en-US"/>
-        </w:rPr>
-        <w:t xml:space="preserve"> </w:t>
+        <w:t xml:space="preserve"> : </w:t>
       </w:r>
       <w:r>
         <w:rPr>
@@ -7633,43 +5008,14 @@
           <w:lang w:val="en-US"/>
         </w:rPr>
       </w:pPr>
-      <w:proofErr w:type="spellStart"/>
-      <w:r>
-        <w:rPr>
-          <w:sz w:val="28"/>
-          <w:szCs w:val="28"/>
-          <w:lang w:val="en-US"/>
-        </w:rPr>
-        <w:t>Mariappan</w:t>
-      </w:r>
-      <w:proofErr w:type="spellEnd"/>
-      <w:r>
-        <w:rPr>
-          <w:sz w:val="28"/>
-          <w:szCs w:val="28"/>
-          <w:lang w:val="en-US"/>
-        </w:rPr>
-        <w:t xml:space="preserve"> A. K., Sriram A., Nandhini R. N., </w:t>
-      </w:r>
-      <w:proofErr w:type="spellStart"/>
-      <w:r>
-        <w:rPr>
-          <w:sz w:val="28"/>
-          <w:szCs w:val="28"/>
-          <w:lang w:val="en-US"/>
-        </w:rPr>
-        <w:t>Nageswari</w:t>
-      </w:r>
-      <w:proofErr w:type="spellEnd"/>
-      <w:r>
-        <w:rPr>
-          <w:sz w:val="28"/>
-          <w:szCs w:val="28"/>
-          <w:lang w:val="en-US"/>
-        </w:rPr>
-        <w:t xml:space="preserve"> S. V. Web Traffic Forecasting Using ARIMA and LSTM. – </w:t>
-      </w:r>
-      <w:proofErr w:type="gramStart"/>
+      <w:r>
+        <w:rPr>
+          <w:sz w:val="28"/>
+          <w:szCs w:val="28"/>
+          <w:lang w:val="en-US"/>
+        </w:rPr>
+        <w:t xml:space="preserve">Mariappan A. K., Sriram A., Nandhini R. N., Nageswari S. V. Web Traffic Forecasting Using ARIMA and LSTM. – </w:t>
+      </w:r>
       <w:r>
         <w:rPr>
           <w:sz w:val="28"/>
@@ -7683,16 +5029,7 @@
           <w:szCs w:val="28"/>
           <w:lang w:val="en-US"/>
         </w:rPr>
-        <w:t xml:space="preserve"> :</w:t>
-      </w:r>
-      <w:proofErr w:type="gramEnd"/>
-      <w:r>
-        <w:rPr>
-          <w:sz w:val="28"/>
-          <w:szCs w:val="28"/>
-          <w:lang w:val="en-US"/>
-        </w:rPr>
-        <w:t xml:space="preserve"> </w:t>
+        <w:t xml:space="preserve"> : </w:t>
       </w:r>
       <w:r>
         <w:rPr>
@@ -7785,7 +5122,6 @@
         </w:rPr>
         <w:t xml:space="preserve">Profit-Efficient Elastic Allocation of Cloud Resources Using Two-Stage Adaptive Workload Prediction. – </w:t>
       </w:r>
-      <w:proofErr w:type="gramStart"/>
       <w:r>
         <w:rPr>
           <w:sz w:val="28"/>
@@ -7799,16 +5135,7 @@
           <w:szCs w:val="28"/>
           <w:lang w:val="en-US"/>
         </w:rPr>
-        <w:t xml:space="preserve"> :</w:t>
-      </w:r>
-      <w:proofErr w:type="gramEnd"/>
-      <w:r>
-        <w:rPr>
-          <w:sz w:val="28"/>
-          <w:szCs w:val="28"/>
-          <w:lang w:val="en-US"/>
-        </w:rPr>
-        <w:t xml:space="preserve"> </w:t>
+        <w:t xml:space="preserve"> : </w:t>
       </w:r>
       <w:r>
         <w:rPr>
@@ -7901,7 +5228,6 @@
         </w:rPr>
         <w:t xml:space="preserve">When wavelet decomposition meets external attention: a lightweight cloud server load prediction model. – </w:t>
       </w:r>
-      <w:proofErr w:type="gramStart"/>
       <w:r>
         <w:rPr>
           <w:sz w:val="28"/>
@@ -7915,16 +5241,7 @@
           <w:szCs w:val="28"/>
           <w:lang w:val="en-US"/>
         </w:rPr>
-        <w:t xml:space="preserve"> :</w:t>
-      </w:r>
-      <w:proofErr w:type="gramEnd"/>
-      <w:r>
-        <w:rPr>
-          <w:sz w:val="28"/>
-          <w:szCs w:val="28"/>
-          <w:lang w:val="en-US"/>
-        </w:rPr>
-        <w:t xml:space="preserve"> </w:t>
+        <w:t xml:space="preserve"> : </w:t>
       </w:r>
       <w:r>
         <w:rPr>
@@ -8018,7 +5335,6 @@
         <w:lastRenderedPageBreak/>
         <w:t xml:space="preserve">Optimization of cloud resource demand forecasting and investment decisions in the context of digital transformation. – </w:t>
       </w:r>
-      <w:proofErr w:type="gramStart"/>
       <w:r>
         <w:rPr>
           <w:sz w:val="28"/>
@@ -8032,16 +5348,7 @@
           <w:szCs w:val="28"/>
           <w:lang w:val="en-US"/>
         </w:rPr>
-        <w:t xml:space="preserve"> :</w:t>
-      </w:r>
-      <w:proofErr w:type="gramEnd"/>
-      <w:r>
-        <w:rPr>
-          <w:sz w:val="28"/>
-          <w:szCs w:val="28"/>
-          <w:lang w:val="en-US"/>
-        </w:rPr>
-        <w:t xml:space="preserve"> </w:t>
+        <w:t xml:space="preserve"> : </w:t>
       </w:r>
       <w:r>
         <w:rPr>
@@ -8134,7 +5441,6 @@
         </w:rPr>
         <w:t xml:space="preserve">Enabling Cyberattack-Resilient Load Forecasting through Adversarial Machine Learning. – </w:t>
       </w:r>
-      <w:proofErr w:type="gramStart"/>
       <w:r>
         <w:rPr>
           <w:sz w:val="28"/>
@@ -8148,16 +5454,7 @@
           <w:szCs w:val="28"/>
           <w:lang w:val="en-US"/>
         </w:rPr>
-        <w:t xml:space="preserve"> :</w:t>
-      </w:r>
-      <w:proofErr w:type="gramEnd"/>
-      <w:r>
-        <w:rPr>
-          <w:sz w:val="28"/>
-          <w:szCs w:val="28"/>
-          <w:lang w:val="en-US"/>
-        </w:rPr>
-        <w:t xml:space="preserve"> </w:t>
+        <w:t xml:space="preserve"> : </w:t>
       </w:r>
       <w:r>
         <w:rPr>
@@ -8172,25 +5469,7 @@
           <w:szCs w:val="28"/>
           <w:lang w:val="en-US"/>
         </w:rPr>
-        <w:t xml:space="preserve"> // </w:t>
-      </w:r>
-      <w:proofErr w:type="spellStart"/>
-      <w:r>
-        <w:rPr>
-          <w:sz w:val="28"/>
-          <w:szCs w:val="28"/>
-          <w:lang w:val="en-US"/>
-        </w:rPr>
-        <w:t>arXiv</w:t>
-      </w:r>
-      <w:proofErr w:type="spellEnd"/>
-      <w:r>
-        <w:rPr>
-          <w:sz w:val="28"/>
-          <w:szCs w:val="28"/>
-          <w:lang w:val="en-US"/>
-        </w:rPr>
-        <w:t xml:space="preserve">. – 2020. – arXiv:2001.02289. – URL: </w:t>
+        <w:t xml:space="preserve"> // arXiv. – 2020. – arXiv:2001.02289. – URL: </w:t>
       </w:r>
       <w:hyperlink r:id="rId43" w:history="1">
         <w:r>
@@ -8268,7 +5547,6 @@
         </w:rPr>
         <w:t xml:space="preserve">Wasserstein Adversarial Transformer for Cloud Workload Prediction. – </w:t>
       </w:r>
-      <w:proofErr w:type="gramStart"/>
       <w:r>
         <w:rPr>
           <w:sz w:val="28"/>
@@ -8282,16 +5560,7 @@
           <w:szCs w:val="28"/>
           <w:lang w:val="en-US"/>
         </w:rPr>
-        <w:t xml:space="preserve"> :</w:t>
-      </w:r>
-      <w:proofErr w:type="gramEnd"/>
-      <w:r>
-        <w:rPr>
-          <w:sz w:val="28"/>
-          <w:szCs w:val="28"/>
-          <w:lang w:val="en-US"/>
-        </w:rPr>
-        <w:t xml:space="preserve"> </w:t>
+        <w:t xml:space="preserve"> : </w:t>
       </w:r>
       <w:r>
         <w:rPr>
@@ -8382,27 +5651,8 @@
           <w:szCs w:val="28"/>
           <w:lang w:val="en-US"/>
         </w:rPr>
-        <w:t xml:space="preserve">Comparing Prophet, </w:t>
-      </w:r>
-      <w:proofErr w:type="spellStart"/>
-      <w:r>
-        <w:rPr>
-          <w:sz w:val="28"/>
-          <w:szCs w:val="28"/>
-          <w:lang w:val="en-US"/>
-        </w:rPr>
-        <w:t>XGBoost</w:t>
-      </w:r>
-      <w:proofErr w:type="spellEnd"/>
-      <w:r>
-        <w:rPr>
-          <w:sz w:val="28"/>
-          <w:szCs w:val="28"/>
-          <w:lang w:val="en-US"/>
-        </w:rPr>
-        <w:t xml:space="preserve">, and LSTM Models for Web Traffic Forecasting: Assessing Model Performance Across Various Time Series Forecasting Scenarios. – </w:t>
-      </w:r>
-      <w:proofErr w:type="gramStart"/>
+        <w:t xml:space="preserve">Comparing Prophet, XGBoost, and LSTM Models for Web Traffic Forecasting: Assessing Model Performance Across Various Time Series Forecasting Scenarios. – </w:t>
+      </w:r>
       <w:r>
         <w:rPr>
           <w:sz w:val="28"/>
@@ -8416,16 +5666,7 @@
           <w:szCs w:val="28"/>
           <w:lang w:val="en-US"/>
         </w:rPr>
-        <w:t xml:space="preserve"> :</w:t>
-      </w:r>
-      <w:proofErr w:type="gramEnd"/>
-      <w:r>
-        <w:rPr>
-          <w:sz w:val="28"/>
-          <w:szCs w:val="28"/>
-          <w:lang w:val="en-US"/>
-        </w:rPr>
-        <w:t xml:space="preserve"> </w:t>
+        <w:t xml:space="preserve"> : </w:t>
       </w:r>
       <w:r>
         <w:rPr>
@@ -8440,25 +5681,7 @@
           <w:szCs w:val="28"/>
           <w:lang w:val="en-US"/>
         </w:rPr>
-        <w:t xml:space="preserve"> // </w:t>
-      </w:r>
-      <w:proofErr w:type="spellStart"/>
-      <w:r>
-        <w:rPr>
-          <w:sz w:val="28"/>
-          <w:szCs w:val="28"/>
-          <w:lang w:val="en-US"/>
-        </w:rPr>
-        <w:t>DiVA</w:t>
-      </w:r>
-      <w:proofErr w:type="spellEnd"/>
-      <w:r>
-        <w:rPr>
-          <w:sz w:val="28"/>
-          <w:szCs w:val="28"/>
-          <w:lang w:val="en-US"/>
-        </w:rPr>
-        <w:t xml:space="preserve"> Portal. – 2024. – URL: </w:t>
+        <w:t xml:space="preserve"> // DiVA Portal. – 2024. – URL: </w:t>
       </w:r>
       <w:hyperlink r:id="rId45" w:history="1">
         <w:r>
@@ -8536,7 +5759,6 @@
         </w:rPr>
         <w:t xml:space="preserve">Cloud-Driven Web Traffic Forecasting with Facebook Prophet for Accurate Trend Analysis. – </w:t>
       </w:r>
-      <w:proofErr w:type="gramStart"/>
       <w:r>
         <w:rPr>
           <w:sz w:val="28"/>
@@ -8550,16 +5772,7 @@
           <w:szCs w:val="28"/>
           <w:lang w:val="en-US"/>
         </w:rPr>
-        <w:t xml:space="preserve"> :</w:t>
-      </w:r>
-      <w:proofErr w:type="gramEnd"/>
-      <w:r>
-        <w:rPr>
-          <w:sz w:val="28"/>
-          <w:szCs w:val="28"/>
-          <w:lang w:val="en-US"/>
-        </w:rPr>
-        <w:t xml:space="preserve"> </w:t>
+        <w:t xml:space="preserve"> : </w:t>
       </w:r>
       <w:r>
         <w:rPr>
@@ -8652,7 +5865,6 @@
         </w:rPr>
         <w:t xml:space="preserve">High-dimensional Multivariate Time Series Forecasting in IoT Applications using Embedding Non-stationary Fuzzy Time Series. – </w:t>
       </w:r>
-      <w:proofErr w:type="gramStart"/>
       <w:r>
         <w:rPr>
           <w:sz w:val="28"/>
@@ -8666,16 +5878,7 @@
           <w:szCs w:val="28"/>
           <w:lang w:val="en-US"/>
         </w:rPr>
-        <w:t xml:space="preserve"> :</w:t>
-      </w:r>
-      <w:proofErr w:type="gramEnd"/>
-      <w:r>
-        <w:rPr>
-          <w:sz w:val="28"/>
-          <w:szCs w:val="28"/>
-          <w:lang w:val="en-US"/>
-        </w:rPr>
-        <w:t xml:space="preserve"> </w:t>
+        <w:t xml:space="preserve"> : </w:t>
       </w:r>
       <w:r>
         <w:rPr>
@@ -8690,25 +5893,7 @@
           <w:szCs w:val="28"/>
           <w:lang w:val="en-US"/>
         </w:rPr>
-        <w:t xml:space="preserve"> // </w:t>
-      </w:r>
-      <w:proofErr w:type="spellStart"/>
-      <w:r>
-        <w:rPr>
-          <w:sz w:val="28"/>
-          <w:szCs w:val="28"/>
-          <w:lang w:val="en-US"/>
-        </w:rPr>
-        <w:t>arXiv</w:t>
-      </w:r>
-      <w:proofErr w:type="spellEnd"/>
-      <w:r>
-        <w:rPr>
-          <w:sz w:val="28"/>
-          <w:szCs w:val="28"/>
-          <w:lang w:val="en-US"/>
-        </w:rPr>
-        <w:t xml:space="preserve">. – 2021. – arXiv:2107.09785. – URL: </w:t>
+        <w:t xml:space="preserve"> // arXiv. – 2021. – arXiv:2107.09785. – URL: </w:t>
       </w:r>
       <w:hyperlink r:id="rId47" w:history="1">
         <w:r>
@@ -8786,7 +5971,6 @@
         </w:rPr>
         <w:t xml:space="preserve">Resource Utilization Prediction in Cloud Computing Using a Hybrid Model. – </w:t>
       </w:r>
-      <w:proofErr w:type="gramStart"/>
       <w:r>
         <w:rPr>
           <w:sz w:val="28"/>
@@ -8800,16 +5984,7 @@
           <w:szCs w:val="28"/>
           <w:lang w:val="en-US"/>
         </w:rPr>
-        <w:t xml:space="preserve"> :</w:t>
-      </w:r>
-      <w:proofErr w:type="gramEnd"/>
-      <w:r>
-        <w:rPr>
-          <w:sz w:val="28"/>
-          <w:szCs w:val="28"/>
-          <w:lang w:val="en-US"/>
-        </w:rPr>
-        <w:t xml:space="preserve"> </w:t>
+        <w:t xml:space="preserve"> : </w:t>
       </w:r>
       <w:r>
         <w:rPr>
@@ -8894,61 +6069,14 @@
           <w:lang w:val="en-US"/>
         </w:rPr>
       </w:pPr>
-      <w:proofErr w:type="spellStart"/>
-      <w:r>
-        <w:rPr>
-          <w:sz w:val="28"/>
-          <w:szCs w:val="28"/>
-          <w:lang w:val="en-US"/>
-        </w:rPr>
-        <w:t>Devarakonda</w:t>
-      </w:r>
-      <w:proofErr w:type="spellEnd"/>
-      <w:r>
-        <w:rPr>
-          <w:sz w:val="28"/>
-          <w:szCs w:val="28"/>
-          <w:lang w:val="en-US"/>
-        </w:rPr>
-        <w:t xml:space="preserve"> D. S. Time Series Analysis and Forecasting of Crime </w:t>
-      </w:r>
-      <w:proofErr w:type="gramStart"/>
-      <w:r>
-        <w:rPr>
-          <w:sz w:val="28"/>
-          <w:szCs w:val="28"/>
-          <w:lang w:val="en-US"/>
-        </w:rPr>
-        <w:t>Data :</w:t>
-      </w:r>
-      <w:proofErr w:type="gramEnd"/>
-      <w:r>
-        <w:rPr>
-          <w:sz w:val="28"/>
-          <w:szCs w:val="28"/>
-          <w:lang w:val="en-US"/>
-        </w:rPr>
-        <w:t xml:space="preserve"> master’s project. – </w:t>
-      </w:r>
-      <w:proofErr w:type="gramStart"/>
-      <w:r>
-        <w:rPr>
-          <w:sz w:val="28"/>
-          <w:szCs w:val="28"/>
-          <w:lang w:val="en-US"/>
-        </w:rPr>
-        <w:t>Sacramento :</w:t>
-      </w:r>
-      <w:proofErr w:type="gramEnd"/>
-      <w:r>
-        <w:rPr>
-          <w:sz w:val="28"/>
-          <w:szCs w:val="28"/>
-          <w:lang w:val="en-US"/>
-        </w:rPr>
-        <w:t xml:space="preserve"> California State University, 2019. – </w:t>
-      </w:r>
-      <w:proofErr w:type="gramStart"/>
+      <w:r>
+        <w:rPr>
+          <w:sz w:val="28"/>
+          <w:szCs w:val="28"/>
+          <w:lang w:val="en-US"/>
+        </w:rPr>
+        <w:t xml:space="preserve">Devarakonda D. S. Time Series Analysis and Forecasting of Crime Data : master’s project. – Sacramento : California State University, 2019. – </w:t>
+      </w:r>
       <w:r>
         <w:rPr>
           <w:sz w:val="28"/>
@@ -8962,16 +6090,7 @@
           <w:szCs w:val="28"/>
           <w:lang w:val="en-US"/>
         </w:rPr>
-        <w:t xml:space="preserve"> :</w:t>
-      </w:r>
-      <w:proofErr w:type="gramEnd"/>
-      <w:r>
-        <w:rPr>
-          <w:sz w:val="28"/>
-          <w:szCs w:val="28"/>
-          <w:lang w:val="en-US"/>
-        </w:rPr>
-        <w:t xml:space="preserve"> </w:t>
+        <w:t xml:space="preserve"> : </w:t>
       </w:r>
       <w:r>
         <w:rPr>
@@ -9064,7 +6183,6 @@
         </w:rPr>
         <w:t xml:space="preserve">Predicting Crime Time Intervals Using Machine Learning Models. – </w:t>
       </w:r>
-      <w:proofErr w:type="gramStart"/>
       <w:r>
         <w:rPr>
           <w:sz w:val="28"/>
@@ -9078,16 +6196,7 @@
           <w:szCs w:val="28"/>
           <w:lang w:val="en-US"/>
         </w:rPr>
-        <w:t xml:space="preserve"> :</w:t>
-      </w:r>
-      <w:proofErr w:type="gramEnd"/>
-      <w:r>
-        <w:rPr>
-          <w:sz w:val="28"/>
-          <w:szCs w:val="28"/>
-          <w:lang w:val="en-US"/>
-        </w:rPr>
-        <w:t xml:space="preserve"> </w:t>
+        <w:t xml:space="preserve"> : </w:t>
       </w:r>
       <w:r>
         <w:rPr>
@@ -9178,27 +6287,8 @@
           <w:szCs w:val="28"/>
           <w:lang w:val="en-US"/>
         </w:rPr>
-        <w:t xml:space="preserve">Butt U. M., </w:t>
-      </w:r>
-      <w:proofErr w:type="spellStart"/>
-      <w:r>
-        <w:rPr>
-          <w:sz w:val="28"/>
-          <w:szCs w:val="28"/>
-          <w:lang w:val="en-US"/>
-        </w:rPr>
-        <w:t>Letchmunan</w:t>
-      </w:r>
-      <w:proofErr w:type="spellEnd"/>
-      <w:r>
-        <w:rPr>
-          <w:sz w:val="28"/>
-          <w:szCs w:val="28"/>
-          <w:lang w:val="en-US"/>
-        </w:rPr>
-        <w:t xml:space="preserve"> S., Hassan F. H., Koh T. W. Hybrid of deep learning and exponential smoothing for enhancing crime forecasting accuracy. – </w:t>
-      </w:r>
-      <w:proofErr w:type="gramStart"/>
+        <w:t xml:space="preserve">Butt U. M., Letchmunan S., Hassan F. H., Koh T. W. Hybrid of deep learning and exponential smoothing for enhancing crime forecasting accuracy. – </w:t>
+      </w:r>
       <w:r>
         <w:rPr>
           <w:sz w:val="28"/>
@@ -9212,16 +6302,7 @@
           <w:szCs w:val="28"/>
           <w:lang w:val="en-US"/>
         </w:rPr>
-        <w:t xml:space="preserve"> :</w:t>
-      </w:r>
-      <w:proofErr w:type="gramEnd"/>
-      <w:r>
-        <w:rPr>
-          <w:sz w:val="28"/>
-          <w:szCs w:val="28"/>
-          <w:lang w:val="en-US"/>
-        </w:rPr>
-        <w:t xml:space="preserve"> </w:t>
+        <w:t xml:space="preserve"> : </w:t>
       </w:r>
       <w:r>
         <w:rPr>
@@ -9314,7 +6395,6 @@
         </w:rPr>
         <w:t xml:space="preserve">Employing Deep Learning and Time Series Analysis to Tackle the Accuracy and Robustness of the Forecasting Problem. – </w:t>
       </w:r>
-      <w:proofErr w:type="gramStart"/>
       <w:r>
         <w:rPr>
           <w:sz w:val="28"/>
@@ -9328,16 +6408,7 @@
           <w:szCs w:val="28"/>
           <w:lang w:val="en-US"/>
         </w:rPr>
-        <w:t xml:space="preserve"> :</w:t>
-      </w:r>
-      <w:proofErr w:type="gramEnd"/>
-      <w:r>
-        <w:rPr>
-          <w:sz w:val="28"/>
-          <w:szCs w:val="28"/>
-          <w:lang w:val="en-US"/>
-        </w:rPr>
-        <w:t xml:space="preserve"> </w:t>
+        <w:t xml:space="preserve"> : </w:t>
       </w:r>
       <w:r>
         <w:rPr>
@@ -9445,7 +6516,6 @@
         </w:rPr>
         <w:t xml:space="preserve"> </w:t>
       </w:r>
-      <w:proofErr w:type="spellStart"/>
       <w:r>
         <w:rPr>
           <w:sz w:val="28"/>
@@ -9453,34 +6523,14 @@
         </w:rPr>
         <w:t>др</w:t>
       </w:r>
-      <w:proofErr w:type="spellEnd"/>
-      <w:r>
-        <w:rPr>
-          <w:sz w:val="28"/>
-          <w:szCs w:val="28"/>
-          <w:lang w:val="en-US"/>
-        </w:rPr>
-        <w:t xml:space="preserve">.]. </w:t>
-      </w:r>
-      <w:proofErr w:type="spellStart"/>
-      <w:r>
-        <w:rPr>
-          <w:sz w:val="28"/>
-          <w:szCs w:val="28"/>
-          <w:lang w:val="en-US"/>
-        </w:rPr>
-        <w:t>Spatio</w:t>
-      </w:r>
-      <w:proofErr w:type="spellEnd"/>
-      <w:r>
-        <w:rPr>
-          <w:sz w:val="28"/>
-          <w:szCs w:val="28"/>
-          <w:lang w:val="en-US"/>
-        </w:rPr>
-        <w:t xml:space="preserve">-temporal crime predictions in smart cities: A data-driven approach and experiments. – </w:t>
-      </w:r>
-      <w:proofErr w:type="gramStart"/>
+      <w:r>
+        <w:rPr>
+          <w:sz w:val="28"/>
+          <w:szCs w:val="28"/>
+          <w:lang w:val="en-US"/>
+        </w:rPr>
+        <w:t xml:space="preserve">.]. Spatio-temporal crime predictions in smart cities: A data-driven approach and experiments. – </w:t>
+      </w:r>
       <w:r>
         <w:rPr>
           <w:sz w:val="28"/>
@@ -9494,16 +6544,7 @@
           <w:szCs w:val="28"/>
           <w:lang w:val="en-US"/>
         </w:rPr>
-        <w:t xml:space="preserve"> :</w:t>
-      </w:r>
-      <w:proofErr w:type="gramEnd"/>
-      <w:r>
-        <w:rPr>
-          <w:sz w:val="28"/>
-          <w:szCs w:val="28"/>
-          <w:lang w:val="en-US"/>
-        </w:rPr>
-        <w:t xml:space="preserve"> </w:t>
+        <w:t xml:space="preserve"> : </w:t>
       </w:r>
       <w:r>
         <w:rPr>
